--- a/Relatório_PI_G60_v02_06.docx
+++ b/Relatório_PI_G60_v02_06.docx
@@ -790,7 +790,7 @@
         </w:numPr>
         <w:ind w:left="360"/>
       </w:pPr>
-      <w:bookmarkStart w:id="4" w:name="_Toc95473518"/>
+      <w:bookmarkStart w:id="4" w:name="_Toc231340670"/>
       <w:r>
         <w:lastRenderedPageBreak/>
         <w:t>Dedicatória</w:t>
@@ -959,7 +959,7 @@
         <w:ind w:left="360"/>
       </w:pPr>
       <w:bookmarkStart w:id="5" w:name="_Toc530601443"/>
-      <w:bookmarkStart w:id="6" w:name="_Toc95473519"/>
+      <w:bookmarkStart w:id="6" w:name="_Toc231340671"/>
       <w:r>
         <w:lastRenderedPageBreak/>
         <w:t>Agradecimentos</w:t>
@@ -1006,7 +1006,7 @@
       <w:bookmarkStart w:id="7" w:name="_Toc357152316"/>
       <w:bookmarkStart w:id="8" w:name="_Toc357154523"/>
       <w:bookmarkStart w:id="9" w:name="_Toc530601444"/>
-      <w:bookmarkStart w:id="10" w:name="_Toc95473520"/>
+      <w:bookmarkStart w:id="10" w:name="_Toc231340672"/>
       <w:r>
         <w:lastRenderedPageBreak/>
         <w:t>Resumo</w:t>
@@ -1138,7 +1138,7 @@
       <w:bookmarkStart w:id="11" w:name="_Toc357152317"/>
       <w:bookmarkStart w:id="12" w:name="_Toc357154524"/>
       <w:bookmarkStart w:id="13" w:name="_Toc530601445"/>
-      <w:bookmarkStart w:id="14" w:name="_Toc95473521"/>
+      <w:bookmarkStart w:id="14" w:name="_Toc231340673"/>
       <w:r>
         <w:rPr>
           <w:lang w:val="en-GB"/>
@@ -1193,21 +1193,7 @@
         <w:rPr>
           <w:lang w:val="en-GB"/>
         </w:rPr>
-        <w:t xml:space="preserve">The abstract should always start in an odd page. If the length is a multiple of two, the text should </w:t>
-      </w:r>
-      <w:proofErr w:type="gramStart"/>
-      <w:r>
-        <w:rPr>
-          <w:lang w:val="en-GB"/>
-        </w:rPr>
-        <w:t>be adjusted</w:t>
-      </w:r>
-      <w:proofErr w:type="gramEnd"/>
-      <w:r>
-        <w:rPr>
-          <w:lang w:val="en-GB"/>
-        </w:rPr>
-        <w:t xml:space="preserve"> </w:t>
+        <w:t xml:space="preserve">The abstract should always start in an odd page. If the length is a multiple of two, the text should be adjusted </w:t>
       </w:r>
       <w:proofErr w:type="gramStart"/>
       <w:r>
@@ -1395,9 +1381,9 @@
           <w:b w:val="0"/>
           <w:bCs w:val="0"/>
           <w:noProof/>
-          <w:sz w:val="22"/>
-          <w:szCs w:val="22"/>
+          <w:kern w:val="2"/>
           <w:lang w:eastAsia="pt-PT"/>
+          <w14:ligatures w14:val="standardContextual"/>
         </w:rPr>
       </w:pPr>
       <w:r>
@@ -1424,7 +1410,7 @@
         </w:rPr>
         <w:fldChar w:fldCharType="separate"/>
       </w:r>
-      <w:hyperlink w:anchor="_Toc95473518" w:history="1">
+      <w:hyperlink w:anchor="_Toc231340670" w:history="1">
         <w:r>
           <w:rPr>
             <w:rStyle w:val="Hiperligao"/>
@@ -1451,7 +1437,7 @@
             <w:noProof/>
             <w:webHidden/>
           </w:rPr>
-          <w:instrText xml:space="preserve"> PAGEREF _Toc95473518 \h </w:instrText>
+          <w:instrText xml:space="preserve"> PAGEREF _Toc231340670 \h </w:instrText>
         </w:r>
         <w:r>
           <w:rPr>
@@ -1490,12 +1476,12 @@
           <w:b w:val="0"/>
           <w:bCs w:val="0"/>
           <w:noProof/>
-          <w:sz w:val="22"/>
-          <w:szCs w:val="22"/>
+          <w:kern w:val="2"/>
           <w:lang w:eastAsia="pt-PT"/>
-        </w:rPr>
-      </w:pPr>
-      <w:hyperlink w:anchor="_Toc95473519" w:history="1">
+          <w14:ligatures w14:val="standardContextual"/>
+        </w:rPr>
+      </w:pPr>
+      <w:hyperlink w:anchor="_Toc231340671" w:history="1">
         <w:r>
           <w:rPr>
             <w:rStyle w:val="Hiperligao"/>
@@ -1522,7 +1508,7 @@
             <w:noProof/>
             <w:webHidden/>
           </w:rPr>
-          <w:instrText xml:space="preserve"> PAGEREF _Toc95473519 \h </w:instrText>
+          <w:instrText xml:space="preserve"> PAGEREF _Toc231340671 \h </w:instrText>
         </w:r>
         <w:r>
           <w:rPr>
@@ -1561,12 +1547,12 @@
           <w:b w:val="0"/>
           <w:bCs w:val="0"/>
           <w:noProof/>
-          <w:sz w:val="22"/>
-          <w:szCs w:val="22"/>
+          <w:kern w:val="2"/>
           <w:lang w:eastAsia="pt-PT"/>
-        </w:rPr>
-      </w:pPr>
-      <w:hyperlink w:anchor="_Toc95473520" w:history="1">
+          <w14:ligatures w14:val="standardContextual"/>
+        </w:rPr>
+      </w:pPr>
+      <w:hyperlink w:anchor="_Toc231340672" w:history="1">
         <w:r>
           <w:rPr>
             <w:rStyle w:val="Hiperligao"/>
@@ -1593,7 +1579,7 @@
             <w:noProof/>
             <w:webHidden/>
           </w:rPr>
-          <w:instrText xml:space="preserve"> PAGEREF _Toc95473520 \h </w:instrText>
+          <w:instrText xml:space="preserve"> PAGEREF _Toc231340672 \h </w:instrText>
         </w:r>
         <w:r>
           <w:rPr>
@@ -1632,12 +1618,12 @@
           <w:b w:val="0"/>
           <w:bCs w:val="0"/>
           <w:noProof/>
-          <w:sz w:val="22"/>
-          <w:szCs w:val="22"/>
+          <w:kern w:val="2"/>
           <w:lang w:eastAsia="pt-PT"/>
-        </w:rPr>
-      </w:pPr>
-      <w:hyperlink w:anchor="_Toc95473521" w:history="1">
+          <w14:ligatures w14:val="standardContextual"/>
+        </w:rPr>
+      </w:pPr>
+      <w:hyperlink w:anchor="_Toc231340673" w:history="1">
         <w:r>
           <w:rPr>
             <w:rStyle w:val="Hiperligao"/>
@@ -1665,7 +1651,7 @@
             <w:noProof/>
             <w:webHidden/>
           </w:rPr>
-          <w:instrText xml:space="preserve"> PAGEREF _Toc95473521 \h </w:instrText>
+          <w:instrText xml:space="preserve"> PAGEREF _Toc231340673 \h </w:instrText>
         </w:r>
         <w:r>
           <w:rPr>
@@ -1704,12 +1690,12 @@
           <w:b w:val="0"/>
           <w:bCs w:val="0"/>
           <w:noProof/>
-          <w:sz w:val="22"/>
-          <w:szCs w:val="22"/>
+          <w:kern w:val="2"/>
           <w:lang w:eastAsia="pt-PT"/>
-        </w:rPr>
-      </w:pPr>
-      <w:hyperlink w:anchor="_Toc95473522" w:history="1">
+          <w14:ligatures w14:val="standardContextual"/>
+        </w:rPr>
+      </w:pPr>
+      <w:hyperlink w:anchor="_Toc231340674" w:history="1">
         <w:r>
           <w:rPr>
             <w:rStyle w:val="Hiperligao"/>
@@ -1736,7 +1722,7 @@
             <w:noProof/>
             <w:webHidden/>
           </w:rPr>
-          <w:instrText xml:space="preserve"> PAGEREF _Toc95473522 \h </w:instrText>
+          <w:instrText xml:space="preserve"> PAGEREF _Toc231340674 \h </w:instrText>
         </w:r>
         <w:r>
           <w:rPr>
@@ -1756,7 +1742,7 @@
             <w:noProof/>
             <w:webHidden/>
           </w:rPr>
-          <w:t>viii</w:t>
+          <w:t>ix</w:t>
         </w:r>
         <w:r>
           <w:rPr>
@@ -1775,12 +1761,12 @@
           <w:b w:val="0"/>
           <w:bCs w:val="0"/>
           <w:noProof/>
-          <w:sz w:val="22"/>
-          <w:szCs w:val="22"/>
+          <w:kern w:val="2"/>
           <w:lang w:eastAsia="pt-PT"/>
-        </w:rPr>
-      </w:pPr>
-      <w:hyperlink w:anchor="_Toc95473523" w:history="1">
+          <w14:ligatures w14:val="standardContextual"/>
+        </w:rPr>
+      </w:pPr>
+      <w:hyperlink w:anchor="_Toc231340675" w:history="1">
         <w:r>
           <w:rPr>
             <w:rStyle w:val="Hiperligao"/>
@@ -1807,7 +1793,7 @@
             <w:noProof/>
             <w:webHidden/>
           </w:rPr>
-          <w:instrText xml:space="preserve"> PAGEREF _Toc95473523 \h </w:instrText>
+          <w:instrText xml:space="preserve"> PAGEREF _Toc231340675 \h </w:instrText>
         </w:r>
         <w:r>
           <w:rPr>
@@ -1827,7 +1813,7 @@
             <w:noProof/>
             <w:webHidden/>
           </w:rPr>
-          <w:t>ix</w:t>
+          <w:t>x</w:t>
         </w:r>
         <w:r>
           <w:rPr>
@@ -1846,12 +1832,12 @@
           <w:b w:val="0"/>
           <w:bCs w:val="0"/>
           <w:noProof/>
-          <w:sz w:val="22"/>
-          <w:szCs w:val="22"/>
+          <w:kern w:val="2"/>
           <w:lang w:eastAsia="pt-PT"/>
-        </w:rPr>
-      </w:pPr>
-      <w:hyperlink w:anchor="_Toc95473524" w:history="1">
+          <w14:ligatures w14:val="standardContextual"/>
+        </w:rPr>
+      </w:pPr>
+      <w:hyperlink w:anchor="_Toc231340676" w:history="1">
         <w:r>
           <w:rPr>
             <w:rStyle w:val="Hiperligao"/>
@@ -1878,7 +1864,7 @@
             <w:noProof/>
             <w:webHidden/>
           </w:rPr>
-          <w:instrText xml:space="preserve"> PAGEREF _Toc95473524 \h </w:instrText>
+          <w:instrText xml:space="preserve"> PAGEREF _Toc231340676 \h </w:instrText>
         </w:r>
         <w:r>
           <w:rPr>
@@ -1898,7 +1884,7 @@
             <w:noProof/>
             <w:webHidden/>
           </w:rPr>
-          <w:t>x</w:t>
+          <w:t>xi</w:t>
         </w:r>
         <w:r>
           <w:rPr>
@@ -1920,12 +1906,12 @@
           <w:b w:val="0"/>
           <w:bCs w:val="0"/>
           <w:noProof/>
-          <w:sz w:val="22"/>
-          <w:szCs w:val="22"/>
+          <w:kern w:val="2"/>
           <w:lang w:eastAsia="pt-PT"/>
-        </w:rPr>
-      </w:pPr>
-      <w:hyperlink w:anchor="_Toc95473525" w:history="1">
+          <w14:ligatures w14:val="standardContextual"/>
+        </w:rPr>
+      </w:pPr>
+      <w:hyperlink w:anchor="_Toc231340677" w:history="1">
         <w:r>
           <w:rPr>
             <w:rStyle w:val="Hiperligao"/>
@@ -1945,9 +1931,9 @@
             <w:b w:val="0"/>
             <w:bCs w:val="0"/>
             <w:noProof/>
-            <w:sz w:val="22"/>
-            <w:szCs w:val="22"/>
+            <w:kern w:val="2"/>
             <w:lang w:eastAsia="pt-PT"/>
+            <w14:ligatures w14:val="standardContextual"/>
           </w:rPr>
           <w:tab/>
         </w:r>
@@ -1977,7 +1963,7 @@
             <w:noProof/>
             <w:webHidden/>
           </w:rPr>
-          <w:instrText xml:space="preserve"> PAGEREF _Toc95473525 \h </w:instrText>
+          <w:instrText xml:space="preserve"> PAGEREF _Toc231340677 \h </w:instrText>
         </w:r>
         <w:r>
           <w:rPr>
@@ -2019,12 +2005,12 @@
           <w:b w:val="0"/>
           <w:bCs w:val="0"/>
           <w:noProof/>
-          <w:sz w:val="22"/>
-          <w:szCs w:val="22"/>
+          <w:kern w:val="2"/>
           <w:lang w:eastAsia="pt-PT"/>
-        </w:rPr>
-      </w:pPr>
-      <w:hyperlink w:anchor="_Toc95473526" w:history="1">
+          <w14:ligatures w14:val="standardContextual"/>
+        </w:rPr>
+      </w:pPr>
+      <w:hyperlink w:anchor="_Toc231340678" w:history="1">
         <w:r>
           <w:rPr>
             <w:rStyle w:val="Hiperligao"/>
@@ -2044,9 +2030,9 @@
             <w:b w:val="0"/>
             <w:bCs w:val="0"/>
             <w:noProof/>
-            <w:sz w:val="22"/>
-            <w:szCs w:val="22"/>
+            <w:kern w:val="2"/>
             <w:lang w:eastAsia="pt-PT"/>
+            <w14:ligatures w14:val="standardContextual"/>
           </w:rPr>
           <w:tab/>
         </w:r>
@@ -2076,7 +2062,7 @@
             <w:noProof/>
             <w:webHidden/>
           </w:rPr>
-          <w:instrText xml:space="preserve"> PAGEREF _Toc95473526 \h </w:instrText>
+          <w:instrText xml:space="preserve"> PAGEREF _Toc231340678 \h </w:instrText>
         </w:r>
         <w:r>
           <w:rPr>
@@ -2119,12 +2105,13 @@
           <w:b w:val="0"/>
           <w:bCs w:val="0"/>
           <w:noProof/>
-          <w:sz w:val="22"/>
-          <w:szCs w:val="22"/>
+          <w:kern w:val="2"/>
+          <w:szCs w:val="24"/>
           <w:lang w:eastAsia="pt-PT"/>
-        </w:rPr>
-      </w:pPr>
-      <w:hyperlink w:anchor="_Toc95473527" w:history="1">
+          <w14:ligatures w14:val="standardContextual"/>
+        </w:rPr>
+      </w:pPr>
+      <w:hyperlink w:anchor="_Toc231340679" w:history="1">
         <w:r>
           <w:rPr>
             <w:rStyle w:val="Hiperligao"/>
@@ -2138,9 +2125,10 @@
             <w:b w:val="0"/>
             <w:bCs w:val="0"/>
             <w:noProof/>
-            <w:sz w:val="22"/>
-            <w:szCs w:val="22"/>
+            <w:kern w:val="2"/>
+            <w:szCs w:val="24"/>
             <w:lang w:eastAsia="pt-PT"/>
+            <w14:ligatures w14:val="standardContextual"/>
           </w:rPr>
           <w:tab/>
         </w:r>
@@ -2170,7 +2158,7 @@
             <w:noProof/>
             <w:webHidden/>
           </w:rPr>
-          <w:instrText xml:space="preserve"> PAGEREF _Toc95473527 \h </w:instrText>
+          <w:instrText xml:space="preserve"> PAGEREF _Toc231340679 \h </w:instrText>
         </w:r>
         <w:r>
           <w:rPr>
@@ -2190,7 +2178,7 @@
             <w:noProof/>
             <w:webHidden/>
           </w:rPr>
-          <w:t>4</w:t>
+          <w:t>3</w:t>
         </w:r>
         <w:r>
           <w:rPr>
@@ -2213,12 +2201,13 @@
           <w:b w:val="0"/>
           <w:bCs w:val="0"/>
           <w:noProof/>
-          <w:sz w:val="22"/>
-          <w:szCs w:val="22"/>
+          <w:kern w:val="2"/>
+          <w:szCs w:val="24"/>
           <w:lang w:eastAsia="pt-PT"/>
-        </w:rPr>
-      </w:pPr>
-      <w:hyperlink w:anchor="_Toc95473528" w:history="1">
+          <w14:ligatures w14:val="standardContextual"/>
+        </w:rPr>
+      </w:pPr>
+      <w:hyperlink w:anchor="_Toc231340680" w:history="1">
         <w:r>
           <w:rPr>
             <w:rStyle w:val="Hiperligao"/>
@@ -2232,9 +2221,10 @@
             <w:b w:val="0"/>
             <w:bCs w:val="0"/>
             <w:noProof/>
-            <w:sz w:val="22"/>
-            <w:szCs w:val="22"/>
+            <w:kern w:val="2"/>
+            <w:szCs w:val="24"/>
             <w:lang w:eastAsia="pt-PT"/>
+            <w14:ligatures w14:val="standardContextual"/>
           </w:rPr>
           <w:tab/>
         </w:r>
@@ -2264,7 +2254,7 @@
             <w:noProof/>
             <w:webHidden/>
           </w:rPr>
-          <w:instrText xml:space="preserve"> PAGEREF _Toc95473528 \h </w:instrText>
+          <w:instrText xml:space="preserve"> PAGEREF _Toc231340680 \h </w:instrText>
         </w:r>
         <w:r>
           <w:rPr>
@@ -2305,12 +2295,13 @@
         <w:rPr>
           <w:rFonts w:asciiTheme="minorHAnsi" w:eastAsiaTheme="minorEastAsia" w:hAnsiTheme="minorHAnsi" w:cstheme="minorBidi"/>
           <w:noProof/>
-          <w:sz w:val="22"/>
-          <w:szCs w:val="22"/>
+          <w:kern w:val="2"/>
+          <w:szCs w:val="24"/>
           <w:lang w:eastAsia="pt-PT"/>
-        </w:rPr>
-      </w:pPr>
-      <w:hyperlink w:anchor="_Toc95473529" w:history="1">
+          <w14:ligatures w14:val="standardContextual"/>
+        </w:rPr>
+      </w:pPr>
+      <w:hyperlink w:anchor="_Toc231340681" w:history="1">
         <w:r>
           <w:rPr>
             <w:rStyle w:val="Hiperligao"/>
@@ -2322,9 +2313,10 @@
           <w:rPr>
             <w:rFonts w:asciiTheme="minorHAnsi" w:eastAsiaTheme="minorEastAsia" w:hAnsiTheme="minorHAnsi" w:cstheme="minorBidi"/>
             <w:noProof/>
-            <w:sz w:val="22"/>
-            <w:szCs w:val="22"/>
+            <w:kern w:val="2"/>
+            <w:szCs w:val="24"/>
             <w:lang w:eastAsia="pt-PT"/>
+            <w14:ligatures w14:val="standardContextual"/>
           </w:rPr>
           <w:tab/>
         </w:r>
@@ -2354,7 +2346,7 @@
             <w:noProof/>
             <w:webHidden/>
           </w:rPr>
-          <w:instrText xml:space="preserve"> PAGEREF _Toc95473529 \h </w:instrText>
+          <w:instrText xml:space="preserve"> PAGEREF _Toc231340681 \h </w:instrText>
         </w:r>
         <w:r>
           <w:rPr>
@@ -2374,7 +2366,7 @@
             <w:noProof/>
             <w:webHidden/>
           </w:rPr>
-          <w:t>5</w:t>
+          <w:t>4</w:t>
         </w:r>
         <w:r>
           <w:rPr>
@@ -2395,12 +2387,13 @@
         <w:rPr>
           <w:rFonts w:asciiTheme="minorHAnsi" w:eastAsiaTheme="minorEastAsia" w:hAnsiTheme="minorHAnsi" w:cstheme="minorBidi"/>
           <w:noProof/>
-          <w:sz w:val="22"/>
-          <w:szCs w:val="22"/>
+          <w:kern w:val="2"/>
+          <w:szCs w:val="24"/>
           <w:lang w:eastAsia="pt-PT"/>
-        </w:rPr>
-      </w:pPr>
-      <w:hyperlink w:anchor="_Toc95473530" w:history="1">
+          <w14:ligatures w14:val="standardContextual"/>
+        </w:rPr>
+      </w:pPr>
+      <w:hyperlink w:anchor="_Toc231340682" w:history="1">
         <w:r>
           <w:rPr>
             <w:rStyle w:val="Hiperligao"/>
@@ -2412,9 +2405,10 @@
           <w:rPr>
             <w:rFonts w:asciiTheme="minorHAnsi" w:eastAsiaTheme="minorEastAsia" w:hAnsiTheme="minorHAnsi" w:cstheme="minorBidi"/>
             <w:noProof/>
-            <w:sz w:val="22"/>
-            <w:szCs w:val="22"/>
+            <w:kern w:val="2"/>
+            <w:szCs w:val="24"/>
             <w:lang w:eastAsia="pt-PT"/>
+            <w14:ligatures w14:val="standardContextual"/>
           </w:rPr>
           <w:tab/>
         </w:r>
@@ -2444,7 +2438,7 @@
             <w:noProof/>
             <w:webHidden/>
           </w:rPr>
-          <w:instrText xml:space="preserve"> PAGEREF _Toc95473530 \h </w:instrText>
+          <w:instrText xml:space="preserve"> PAGEREF _Toc231340682 \h </w:instrText>
         </w:r>
         <w:r>
           <w:rPr>
@@ -2464,7 +2458,7 @@
             <w:noProof/>
             <w:webHidden/>
           </w:rPr>
-          <w:t>5</w:t>
+          <w:t>4</w:t>
         </w:r>
         <w:r>
           <w:rPr>
@@ -2485,12 +2479,13 @@
         <w:rPr>
           <w:rFonts w:asciiTheme="minorHAnsi" w:eastAsiaTheme="minorEastAsia" w:hAnsiTheme="minorHAnsi" w:cstheme="minorBidi"/>
           <w:noProof/>
-          <w:sz w:val="22"/>
-          <w:szCs w:val="22"/>
+          <w:kern w:val="2"/>
+          <w:szCs w:val="24"/>
           <w:lang w:eastAsia="pt-PT"/>
-        </w:rPr>
-      </w:pPr>
-      <w:hyperlink w:anchor="_Toc95473531" w:history="1">
+          <w14:ligatures w14:val="standardContextual"/>
+        </w:rPr>
+      </w:pPr>
+      <w:hyperlink w:anchor="_Toc231340683" w:history="1">
         <w:r>
           <w:rPr>
             <w:rStyle w:val="Hiperligao"/>
@@ -2502,9 +2497,10 @@
           <w:rPr>
             <w:rFonts w:asciiTheme="minorHAnsi" w:eastAsiaTheme="minorEastAsia" w:hAnsiTheme="minorHAnsi" w:cstheme="minorBidi"/>
             <w:noProof/>
-            <w:sz w:val="22"/>
-            <w:szCs w:val="22"/>
+            <w:kern w:val="2"/>
+            <w:szCs w:val="24"/>
             <w:lang w:eastAsia="pt-PT"/>
+            <w14:ligatures w14:val="standardContextual"/>
           </w:rPr>
           <w:tab/>
         </w:r>
@@ -2534,7 +2530,7 @@
             <w:noProof/>
             <w:webHidden/>
           </w:rPr>
-          <w:instrText xml:space="preserve"> PAGEREF _Toc95473531 \h </w:instrText>
+          <w:instrText xml:space="preserve"> PAGEREF _Toc231340683 \h </w:instrText>
         </w:r>
         <w:r>
           <w:rPr>
@@ -2554,7 +2550,7 @@
             <w:noProof/>
             <w:webHidden/>
           </w:rPr>
-          <w:t>5</w:t>
+          <w:t>4</w:t>
         </w:r>
         <w:r>
           <w:rPr>
@@ -2577,12 +2573,13 @@
           <w:b w:val="0"/>
           <w:bCs w:val="0"/>
           <w:noProof/>
-          <w:sz w:val="22"/>
-          <w:szCs w:val="22"/>
+          <w:kern w:val="2"/>
+          <w:szCs w:val="24"/>
           <w:lang w:eastAsia="pt-PT"/>
-        </w:rPr>
-      </w:pPr>
-      <w:hyperlink w:anchor="_Toc95473532" w:history="1">
+          <w14:ligatures w14:val="standardContextual"/>
+        </w:rPr>
+      </w:pPr>
+      <w:hyperlink w:anchor="_Toc231340684" w:history="1">
         <w:r>
           <w:rPr>
             <w:rStyle w:val="Hiperligao"/>
@@ -2596,9 +2593,10 @@
             <w:b w:val="0"/>
             <w:bCs w:val="0"/>
             <w:noProof/>
-            <w:sz w:val="22"/>
-            <w:szCs w:val="22"/>
+            <w:kern w:val="2"/>
+            <w:szCs w:val="24"/>
             <w:lang w:eastAsia="pt-PT"/>
+            <w14:ligatures w14:val="standardContextual"/>
           </w:rPr>
           <w:tab/>
         </w:r>
@@ -2628,7 +2626,7 @@
             <w:noProof/>
             <w:webHidden/>
           </w:rPr>
-          <w:instrText xml:space="preserve"> PAGEREF _Toc95473532 \h </w:instrText>
+          <w:instrText xml:space="preserve"> PAGEREF _Toc231340684 \h </w:instrText>
         </w:r>
         <w:r>
           <w:rPr>
@@ -2648,7 +2646,7 @@
             <w:noProof/>
             <w:webHidden/>
           </w:rPr>
-          <w:t>5</w:t>
+          <w:t>4</w:t>
         </w:r>
         <w:r>
           <w:rPr>
@@ -2670,12 +2668,12 @@
           <w:b w:val="0"/>
           <w:bCs w:val="0"/>
           <w:noProof/>
-          <w:sz w:val="22"/>
-          <w:szCs w:val="22"/>
+          <w:kern w:val="2"/>
           <w:lang w:eastAsia="pt-PT"/>
-        </w:rPr>
-      </w:pPr>
-      <w:hyperlink w:anchor="_Toc95473533" w:history="1">
+          <w14:ligatures w14:val="standardContextual"/>
+        </w:rPr>
+      </w:pPr>
+      <w:hyperlink w:anchor="_Toc231340685" w:history="1">
         <w:r>
           <w:rPr>
             <w:rStyle w:val="Hiperligao"/>
@@ -2695,9 +2693,9 @@
             <w:b w:val="0"/>
             <w:bCs w:val="0"/>
             <w:noProof/>
-            <w:sz w:val="22"/>
-            <w:szCs w:val="22"/>
+            <w:kern w:val="2"/>
             <w:lang w:eastAsia="pt-PT"/>
+            <w14:ligatures w14:val="standardContextual"/>
           </w:rPr>
           <w:tab/>
         </w:r>
@@ -2706,7 +2704,7 @@
             <w:rStyle w:val="Hiperligao"/>
             <w:noProof/>
           </w:rPr>
-          <w:t>Título do capítulo</w:t>
+          <w:t>Análise e Conceção da Solução</w:t>
         </w:r>
         <w:r>
           <w:rPr>
@@ -2727,7 +2725,7 @@
             <w:noProof/>
             <w:webHidden/>
           </w:rPr>
-          <w:instrText xml:space="preserve"> PAGEREF _Toc95473533 \h </w:instrText>
+          <w:instrText xml:space="preserve"> PAGEREF _Toc231340685 \h </w:instrText>
         </w:r>
         <w:r>
           <w:rPr>
@@ -2747,7 +2745,1411 @@
             <w:noProof/>
             <w:webHidden/>
           </w:rPr>
+          <w:t>5</w:t>
+        </w:r>
+        <w:r>
+          <w:rPr>
+            <w:noProof/>
+            <w:webHidden/>
+          </w:rPr>
+          <w:fldChar w:fldCharType="end"/>
+        </w:r>
+      </w:hyperlink>
+    </w:p>
+    <w:p>
+      <w:pPr>
+        <w:pStyle w:val="ndice2"/>
+        <w:tabs>
+          <w:tab w:val="left" w:pos="1200"/>
+          <w:tab w:val="right" w:leader="dot" w:pos="8777"/>
+        </w:tabs>
+        <w:rPr>
+          <w:rFonts w:asciiTheme="minorHAnsi" w:eastAsiaTheme="minorEastAsia" w:hAnsiTheme="minorHAnsi" w:cstheme="minorBidi"/>
+          <w:b w:val="0"/>
+          <w:bCs w:val="0"/>
+          <w:noProof/>
+          <w:kern w:val="2"/>
+          <w:szCs w:val="24"/>
+          <w:lang w:eastAsia="pt-PT"/>
+          <w14:ligatures w14:val="standardContextual"/>
+        </w:rPr>
+      </w:pPr>
+      <w:hyperlink w:anchor="_Toc231340686" w:history="1">
+        <w:r>
+          <w:rPr>
+            <w:rStyle w:val="Hiperligao"/>
+            <w:noProof/>
+          </w:rPr>
+          <w:t>3.1.</w:t>
+        </w:r>
+        <w:r>
+          <w:rPr>
+            <w:rFonts w:asciiTheme="minorHAnsi" w:eastAsiaTheme="minorEastAsia" w:hAnsiTheme="minorHAnsi" w:cstheme="minorBidi"/>
+            <w:b w:val="0"/>
+            <w:bCs w:val="0"/>
+            <w:noProof/>
+            <w:kern w:val="2"/>
+            <w:szCs w:val="24"/>
+            <w:lang w:eastAsia="pt-PT"/>
+            <w14:ligatures w14:val="standardContextual"/>
+          </w:rPr>
+          <w:tab/>
+        </w:r>
+        <w:r>
+          <w:rPr>
+            <w:rStyle w:val="Hiperligao"/>
+            <w:noProof/>
+          </w:rPr>
+          <w:t>Levantamento de Requisitos</w:t>
+        </w:r>
+        <w:r>
+          <w:rPr>
+            <w:noProof/>
+            <w:webHidden/>
+          </w:rPr>
+          <w:tab/>
+        </w:r>
+        <w:r>
+          <w:rPr>
+            <w:noProof/>
+            <w:webHidden/>
+          </w:rPr>
+          <w:fldChar w:fldCharType="begin"/>
+        </w:r>
+        <w:r>
+          <w:rPr>
+            <w:noProof/>
+            <w:webHidden/>
+          </w:rPr>
+          <w:instrText xml:space="preserve"> PAGEREF _Toc231340686 \h </w:instrText>
+        </w:r>
+        <w:r>
+          <w:rPr>
+            <w:noProof/>
+            <w:webHidden/>
+          </w:rPr>
+        </w:r>
+        <w:r>
+          <w:rPr>
+            <w:noProof/>
+            <w:webHidden/>
+          </w:rPr>
+          <w:fldChar w:fldCharType="separate"/>
+        </w:r>
+        <w:r>
+          <w:rPr>
+            <w:noProof/>
+            <w:webHidden/>
+          </w:rPr>
+          <w:t>5</w:t>
+        </w:r>
+        <w:r>
+          <w:rPr>
+            <w:noProof/>
+            <w:webHidden/>
+          </w:rPr>
+          <w:fldChar w:fldCharType="end"/>
+        </w:r>
+      </w:hyperlink>
+    </w:p>
+    <w:p>
+      <w:pPr>
+        <w:pStyle w:val="ndice3"/>
+        <w:tabs>
+          <w:tab w:val="left" w:pos="1440"/>
+          <w:tab w:val="right" w:leader="dot" w:pos="8777"/>
+        </w:tabs>
+        <w:rPr>
+          <w:rFonts w:asciiTheme="minorHAnsi" w:eastAsiaTheme="minorEastAsia" w:hAnsiTheme="minorHAnsi" w:cstheme="minorBidi"/>
+          <w:noProof/>
+          <w:kern w:val="2"/>
+          <w:szCs w:val="24"/>
+          <w:lang w:eastAsia="pt-PT"/>
+          <w14:ligatures w14:val="standardContextual"/>
+        </w:rPr>
+      </w:pPr>
+      <w:hyperlink w:anchor="_Toc231340687" w:history="1">
+        <w:r>
+          <w:rPr>
+            <w:rStyle w:val="Hiperligao"/>
+            <w:noProof/>
+          </w:rPr>
+          <w:t>3.1.1.</w:t>
+        </w:r>
+        <w:r>
+          <w:rPr>
+            <w:rFonts w:asciiTheme="minorHAnsi" w:eastAsiaTheme="minorEastAsia" w:hAnsiTheme="minorHAnsi" w:cstheme="minorBidi"/>
+            <w:noProof/>
+            <w:kern w:val="2"/>
+            <w:szCs w:val="24"/>
+            <w:lang w:eastAsia="pt-PT"/>
+            <w14:ligatures w14:val="standardContextual"/>
+          </w:rPr>
+          <w:tab/>
+        </w:r>
+        <w:r>
+          <w:rPr>
+            <w:rStyle w:val="Hiperligao"/>
+            <w:noProof/>
+          </w:rPr>
+          <w:t>Requisitos Funcionais</w:t>
+        </w:r>
+        <w:r>
+          <w:rPr>
+            <w:noProof/>
+            <w:webHidden/>
+          </w:rPr>
+          <w:tab/>
+        </w:r>
+        <w:r>
+          <w:rPr>
+            <w:noProof/>
+            <w:webHidden/>
+          </w:rPr>
+          <w:fldChar w:fldCharType="begin"/>
+        </w:r>
+        <w:r>
+          <w:rPr>
+            <w:noProof/>
+            <w:webHidden/>
+          </w:rPr>
+          <w:instrText xml:space="preserve"> PAGEREF _Toc231340687 \h </w:instrText>
+        </w:r>
+        <w:r>
+          <w:rPr>
+            <w:noProof/>
+            <w:webHidden/>
+          </w:rPr>
+        </w:r>
+        <w:r>
+          <w:rPr>
+            <w:noProof/>
+            <w:webHidden/>
+          </w:rPr>
+          <w:fldChar w:fldCharType="separate"/>
+        </w:r>
+        <w:r>
+          <w:rPr>
+            <w:noProof/>
+            <w:webHidden/>
+          </w:rPr>
+          <w:t>5</w:t>
+        </w:r>
+        <w:r>
+          <w:rPr>
+            <w:noProof/>
+            <w:webHidden/>
+          </w:rPr>
+          <w:fldChar w:fldCharType="end"/>
+        </w:r>
+      </w:hyperlink>
+    </w:p>
+    <w:p>
+      <w:pPr>
+        <w:pStyle w:val="ndice3"/>
+        <w:tabs>
+          <w:tab w:val="left" w:pos="1440"/>
+          <w:tab w:val="right" w:leader="dot" w:pos="8777"/>
+        </w:tabs>
+        <w:rPr>
+          <w:rFonts w:asciiTheme="minorHAnsi" w:eastAsiaTheme="minorEastAsia" w:hAnsiTheme="minorHAnsi" w:cstheme="minorBidi"/>
+          <w:noProof/>
+          <w:kern w:val="2"/>
+          <w:szCs w:val="24"/>
+          <w:lang w:eastAsia="pt-PT"/>
+          <w14:ligatures w14:val="standardContextual"/>
+        </w:rPr>
+      </w:pPr>
+      <w:hyperlink w:anchor="_Toc231340688" w:history="1">
+        <w:r>
+          <w:rPr>
+            <w:rStyle w:val="Hiperligao"/>
+            <w:noProof/>
+          </w:rPr>
+          <w:t>3.1.2.</w:t>
+        </w:r>
+        <w:r>
+          <w:rPr>
+            <w:rFonts w:asciiTheme="minorHAnsi" w:eastAsiaTheme="minorEastAsia" w:hAnsiTheme="minorHAnsi" w:cstheme="minorBidi"/>
+            <w:noProof/>
+            <w:kern w:val="2"/>
+            <w:szCs w:val="24"/>
+            <w:lang w:eastAsia="pt-PT"/>
+            <w14:ligatures w14:val="standardContextual"/>
+          </w:rPr>
+          <w:tab/>
+        </w:r>
+        <w:r>
+          <w:rPr>
+            <w:rStyle w:val="Hiperligao"/>
+            <w:noProof/>
+          </w:rPr>
+          <w:t>Requisitos Não Funcionais</w:t>
+        </w:r>
+        <w:r>
+          <w:rPr>
+            <w:noProof/>
+            <w:webHidden/>
+          </w:rPr>
+          <w:tab/>
+        </w:r>
+        <w:r>
+          <w:rPr>
+            <w:noProof/>
+            <w:webHidden/>
+          </w:rPr>
+          <w:fldChar w:fldCharType="begin"/>
+        </w:r>
+        <w:r>
+          <w:rPr>
+            <w:noProof/>
+            <w:webHidden/>
+          </w:rPr>
+          <w:instrText xml:space="preserve"> PAGEREF _Toc231340688 \h </w:instrText>
+        </w:r>
+        <w:r>
+          <w:rPr>
+            <w:noProof/>
+            <w:webHidden/>
+          </w:rPr>
+        </w:r>
+        <w:r>
+          <w:rPr>
+            <w:noProof/>
+            <w:webHidden/>
+          </w:rPr>
+          <w:fldChar w:fldCharType="separate"/>
+        </w:r>
+        <w:r>
+          <w:rPr>
+            <w:noProof/>
+            <w:webHidden/>
+          </w:rPr>
+          <w:t>5</w:t>
+        </w:r>
+        <w:r>
+          <w:rPr>
+            <w:noProof/>
+            <w:webHidden/>
+          </w:rPr>
+          <w:fldChar w:fldCharType="end"/>
+        </w:r>
+      </w:hyperlink>
+    </w:p>
+    <w:p>
+      <w:pPr>
+        <w:pStyle w:val="ndice2"/>
+        <w:tabs>
+          <w:tab w:val="left" w:pos="1200"/>
+          <w:tab w:val="right" w:leader="dot" w:pos="8777"/>
+        </w:tabs>
+        <w:rPr>
+          <w:rFonts w:asciiTheme="minorHAnsi" w:eastAsiaTheme="minorEastAsia" w:hAnsiTheme="minorHAnsi" w:cstheme="minorBidi"/>
+          <w:b w:val="0"/>
+          <w:bCs w:val="0"/>
+          <w:noProof/>
+          <w:kern w:val="2"/>
+          <w:szCs w:val="24"/>
+          <w:lang w:eastAsia="pt-PT"/>
+          <w14:ligatures w14:val="standardContextual"/>
+        </w:rPr>
+      </w:pPr>
+      <w:hyperlink w:anchor="_Toc231340689" w:history="1">
+        <w:r>
+          <w:rPr>
+            <w:rStyle w:val="Hiperligao"/>
+            <w:noProof/>
+          </w:rPr>
+          <w:t>3.2.</w:t>
+        </w:r>
+        <w:r>
+          <w:rPr>
+            <w:rFonts w:asciiTheme="minorHAnsi" w:eastAsiaTheme="minorEastAsia" w:hAnsiTheme="minorHAnsi" w:cstheme="minorBidi"/>
+            <w:b w:val="0"/>
+            <w:bCs w:val="0"/>
+            <w:noProof/>
+            <w:kern w:val="2"/>
+            <w:szCs w:val="24"/>
+            <w:lang w:eastAsia="pt-PT"/>
+            <w14:ligatures w14:val="standardContextual"/>
+          </w:rPr>
+          <w:tab/>
+        </w:r>
+        <w:r>
+          <w:rPr>
+            <w:rStyle w:val="Hiperligao"/>
+            <w:noProof/>
+          </w:rPr>
+          <w:t>Arquitetura Geral do Sistema</w:t>
+        </w:r>
+        <w:r>
+          <w:rPr>
+            <w:noProof/>
+            <w:webHidden/>
+          </w:rPr>
+          <w:tab/>
+        </w:r>
+        <w:r>
+          <w:rPr>
+            <w:noProof/>
+            <w:webHidden/>
+          </w:rPr>
+          <w:fldChar w:fldCharType="begin"/>
+        </w:r>
+        <w:r>
+          <w:rPr>
+            <w:noProof/>
+            <w:webHidden/>
+          </w:rPr>
+          <w:instrText xml:space="preserve"> PAGEREF _Toc231340689 \h </w:instrText>
+        </w:r>
+        <w:r>
+          <w:rPr>
+            <w:noProof/>
+            <w:webHidden/>
+          </w:rPr>
+        </w:r>
+        <w:r>
+          <w:rPr>
+            <w:noProof/>
+            <w:webHidden/>
+          </w:rPr>
+          <w:fldChar w:fldCharType="separate"/>
+        </w:r>
+        <w:r>
+          <w:rPr>
+            <w:noProof/>
+            <w:webHidden/>
+          </w:rPr>
+          <w:t>5</w:t>
+        </w:r>
+        <w:r>
+          <w:rPr>
+            <w:noProof/>
+            <w:webHidden/>
+          </w:rPr>
+          <w:fldChar w:fldCharType="end"/>
+        </w:r>
+      </w:hyperlink>
+    </w:p>
+    <w:p>
+      <w:pPr>
+        <w:pStyle w:val="ndice2"/>
+        <w:tabs>
+          <w:tab w:val="left" w:pos="1200"/>
+          <w:tab w:val="right" w:leader="dot" w:pos="8777"/>
+        </w:tabs>
+        <w:rPr>
+          <w:rFonts w:asciiTheme="minorHAnsi" w:eastAsiaTheme="minorEastAsia" w:hAnsiTheme="minorHAnsi" w:cstheme="minorBidi"/>
+          <w:b w:val="0"/>
+          <w:bCs w:val="0"/>
+          <w:noProof/>
+          <w:kern w:val="2"/>
+          <w:szCs w:val="24"/>
+          <w:lang w:eastAsia="pt-PT"/>
+          <w14:ligatures w14:val="standardContextual"/>
+        </w:rPr>
+      </w:pPr>
+      <w:hyperlink w:anchor="_Toc231340690" w:history="1">
+        <w:r>
+          <w:rPr>
+            <w:rStyle w:val="Hiperligao"/>
+            <w:noProof/>
+          </w:rPr>
+          <w:t>3.3.</w:t>
+        </w:r>
+        <w:r>
+          <w:rPr>
+            <w:rFonts w:asciiTheme="minorHAnsi" w:eastAsiaTheme="minorEastAsia" w:hAnsiTheme="minorHAnsi" w:cstheme="minorBidi"/>
+            <w:b w:val="0"/>
+            <w:bCs w:val="0"/>
+            <w:noProof/>
+            <w:kern w:val="2"/>
+            <w:szCs w:val="24"/>
+            <w:lang w:eastAsia="pt-PT"/>
+            <w14:ligatures w14:val="standardContextual"/>
+          </w:rPr>
+          <w:tab/>
+        </w:r>
+        <w:r>
+          <w:rPr>
+            <w:rStyle w:val="Hiperligao"/>
+            <w:noProof/>
+          </w:rPr>
+          <w:t>Seleção e Justificação de Tecnologias</w:t>
+        </w:r>
+        <w:r>
+          <w:rPr>
+            <w:noProof/>
+            <w:webHidden/>
+          </w:rPr>
+          <w:tab/>
+        </w:r>
+        <w:r>
+          <w:rPr>
+            <w:noProof/>
+            <w:webHidden/>
+          </w:rPr>
+          <w:fldChar w:fldCharType="begin"/>
+        </w:r>
+        <w:r>
+          <w:rPr>
+            <w:noProof/>
+            <w:webHidden/>
+          </w:rPr>
+          <w:instrText xml:space="preserve"> PAGEREF _Toc231340690 \h </w:instrText>
+        </w:r>
+        <w:r>
+          <w:rPr>
+            <w:noProof/>
+            <w:webHidden/>
+          </w:rPr>
+        </w:r>
+        <w:r>
+          <w:rPr>
+            <w:noProof/>
+            <w:webHidden/>
+          </w:rPr>
+          <w:fldChar w:fldCharType="separate"/>
+        </w:r>
+        <w:r>
+          <w:rPr>
+            <w:noProof/>
+            <w:webHidden/>
+          </w:rPr>
           <w:t>6</w:t>
+        </w:r>
+        <w:r>
+          <w:rPr>
+            <w:noProof/>
+            <w:webHidden/>
+          </w:rPr>
+          <w:fldChar w:fldCharType="end"/>
+        </w:r>
+      </w:hyperlink>
+    </w:p>
+    <w:p>
+      <w:pPr>
+        <w:pStyle w:val="ndice3"/>
+        <w:tabs>
+          <w:tab w:val="left" w:pos="1440"/>
+          <w:tab w:val="right" w:leader="dot" w:pos="8777"/>
+        </w:tabs>
+        <w:rPr>
+          <w:rFonts w:asciiTheme="minorHAnsi" w:eastAsiaTheme="minorEastAsia" w:hAnsiTheme="minorHAnsi" w:cstheme="minorBidi"/>
+          <w:noProof/>
+          <w:kern w:val="2"/>
+          <w:szCs w:val="24"/>
+          <w:lang w:eastAsia="pt-PT"/>
+          <w14:ligatures w14:val="standardContextual"/>
+        </w:rPr>
+      </w:pPr>
+      <w:hyperlink w:anchor="_Toc231340691" w:history="1">
+        <w:r>
+          <w:rPr>
+            <w:rStyle w:val="Hiperligao"/>
+            <w:noProof/>
+          </w:rPr>
+          <w:t>3.3.1.</w:t>
+        </w:r>
+        <w:r>
+          <w:rPr>
+            <w:rFonts w:asciiTheme="minorHAnsi" w:eastAsiaTheme="minorEastAsia" w:hAnsiTheme="minorHAnsi" w:cstheme="minorBidi"/>
+            <w:noProof/>
+            <w:kern w:val="2"/>
+            <w:szCs w:val="24"/>
+            <w:lang w:eastAsia="pt-PT"/>
+            <w14:ligatures w14:val="standardContextual"/>
+          </w:rPr>
+          <w:tab/>
+        </w:r>
+        <w:r>
+          <w:rPr>
+            <w:rStyle w:val="Hiperligao"/>
+            <w:noProof/>
+          </w:rPr>
+          <w:t>Backend</w:t>
+        </w:r>
+        <w:r>
+          <w:rPr>
+            <w:noProof/>
+            <w:webHidden/>
+          </w:rPr>
+          <w:tab/>
+        </w:r>
+        <w:r>
+          <w:rPr>
+            <w:noProof/>
+            <w:webHidden/>
+          </w:rPr>
+          <w:fldChar w:fldCharType="begin"/>
+        </w:r>
+        <w:r>
+          <w:rPr>
+            <w:noProof/>
+            <w:webHidden/>
+          </w:rPr>
+          <w:instrText xml:space="preserve"> PAGEREF _Toc231340691 \h </w:instrText>
+        </w:r>
+        <w:r>
+          <w:rPr>
+            <w:noProof/>
+            <w:webHidden/>
+          </w:rPr>
+        </w:r>
+        <w:r>
+          <w:rPr>
+            <w:noProof/>
+            <w:webHidden/>
+          </w:rPr>
+          <w:fldChar w:fldCharType="separate"/>
+        </w:r>
+        <w:r>
+          <w:rPr>
+            <w:noProof/>
+            <w:webHidden/>
+          </w:rPr>
+          <w:t>6</w:t>
+        </w:r>
+        <w:r>
+          <w:rPr>
+            <w:noProof/>
+            <w:webHidden/>
+          </w:rPr>
+          <w:fldChar w:fldCharType="end"/>
+        </w:r>
+      </w:hyperlink>
+    </w:p>
+    <w:p>
+      <w:pPr>
+        <w:pStyle w:val="ndice3"/>
+        <w:tabs>
+          <w:tab w:val="left" w:pos="1440"/>
+          <w:tab w:val="right" w:leader="dot" w:pos="8777"/>
+        </w:tabs>
+        <w:rPr>
+          <w:rFonts w:asciiTheme="minorHAnsi" w:eastAsiaTheme="minorEastAsia" w:hAnsiTheme="minorHAnsi" w:cstheme="minorBidi"/>
+          <w:noProof/>
+          <w:kern w:val="2"/>
+          <w:szCs w:val="24"/>
+          <w:lang w:eastAsia="pt-PT"/>
+          <w14:ligatures w14:val="standardContextual"/>
+        </w:rPr>
+      </w:pPr>
+      <w:hyperlink w:anchor="_Toc231340692" w:history="1">
+        <w:r>
+          <w:rPr>
+            <w:rStyle w:val="Hiperligao"/>
+            <w:noProof/>
+          </w:rPr>
+          <w:t>3.3.2.</w:t>
+        </w:r>
+        <w:r>
+          <w:rPr>
+            <w:rFonts w:asciiTheme="minorHAnsi" w:eastAsiaTheme="minorEastAsia" w:hAnsiTheme="minorHAnsi" w:cstheme="minorBidi"/>
+            <w:noProof/>
+            <w:kern w:val="2"/>
+            <w:szCs w:val="24"/>
+            <w:lang w:eastAsia="pt-PT"/>
+            <w14:ligatures w14:val="standardContextual"/>
+          </w:rPr>
+          <w:tab/>
+        </w:r>
+        <w:r>
+          <w:rPr>
+            <w:rStyle w:val="Hiperligao"/>
+            <w:noProof/>
+          </w:rPr>
+          <w:t>Frontend</w:t>
+        </w:r>
+        <w:r>
+          <w:rPr>
+            <w:noProof/>
+            <w:webHidden/>
+          </w:rPr>
+          <w:tab/>
+        </w:r>
+        <w:r>
+          <w:rPr>
+            <w:noProof/>
+            <w:webHidden/>
+          </w:rPr>
+          <w:fldChar w:fldCharType="begin"/>
+        </w:r>
+        <w:r>
+          <w:rPr>
+            <w:noProof/>
+            <w:webHidden/>
+          </w:rPr>
+          <w:instrText xml:space="preserve"> PAGEREF _Toc231340692 \h </w:instrText>
+        </w:r>
+        <w:r>
+          <w:rPr>
+            <w:noProof/>
+            <w:webHidden/>
+          </w:rPr>
+        </w:r>
+        <w:r>
+          <w:rPr>
+            <w:noProof/>
+            <w:webHidden/>
+          </w:rPr>
+          <w:fldChar w:fldCharType="separate"/>
+        </w:r>
+        <w:r>
+          <w:rPr>
+            <w:noProof/>
+            <w:webHidden/>
+          </w:rPr>
+          <w:t>7</w:t>
+        </w:r>
+        <w:r>
+          <w:rPr>
+            <w:noProof/>
+            <w:webHidden/>
+          </w:rPr>
+          <w:fldChar w:fldCharType="end"/>
+        </w:r>
+      </w:hyperlink>
+    </w:p>
+    <w:p>
+      <w:pPr>
+        <w:pStyle w:val="ndice3"/>
+        <w:tabs>
+          <w:tab w:val="left" w:pos="1440"/>
+          <w:tab w:val="right" w:leader="dot" w:pos="8777"/>
+        </w:tabs>
+        <w:rPr>
+          <w:rFonts w:asciiTheme="minorHAnsi" w:eastAsiaTheme="minorEastAsia" w:hAnsiTheme="minorHAnsi" w:cstheme="minorBidi"/>
+          <w:noProof/>
+          <w:kern w:val="2"/>
+          <w:szCs w:val="24"/>
+          <w:lang w:eastAsia="pt-PT"/>
+          <w14:ligatures w14:val="standardContextual"/>
+        </w:rPr>
+      </w:pPr>
+      <w:hyperlink w:anchor="_Toc231340693" w:history="1">
+        <w:r>
+          <w:rPr>
+            <w:rStyle w:val="Hiperligao"/>
+            <w:noProof/>
+          </w:rPr>
+          <w:t>3.3.3.</w:t>
+        </w:r>
+        <w:r>
+          <w:rPr>
+            <w:rFonts w:asciiTheme="minorHAnsi" w:eastAsiaTheme="minorEastAsia" w:hAnsiTheme="minorHAnsi" w:cstheme="minorBidi"/>
+            <w:noProof/>
+            <w:kern w:val="2"/>
+            <w:szCs w:val="24"/>
+            <w:lang w:eastAsia="pt-PT"/>
+            <w14:ligatures w14:val="standardContextual"/>
+          </w:rPr>
+          <w:tab/>
+        </w:r>
+        <w:r>
+          <w:rPr>
+            <w:rStyle w:val="Hiperligao"/>
+            <w:noProof/>
+          </w:rPr>
+          <w:t>Base de Dados</w:t>
+        </w:r>
+        <w:r>
+          <w:rPr>
+            <w:noProof/>
+            <w:webHidden/>
+          </w:rPr>
+          <w:tab/>
+        </w:r>
+        <w:r>
+          <w:rPr>
+            <w:noProof/>
+            <w:webHidden/>
+          </w:rPr>
+          <w:fldChar w:fldCharType="begin"/>
+        </w:r>
+        <w:r>
+          <w:rPr>
+            <w:noProof/>
+            <w:webHidden/>
+          </w:rPr>
+          <w:instrText xml:space="preserve"> PAGEREF _Toc231340693 \h </w:instrText>
+        </w:r>
+        <w:r>
+          <w:rPr>
+            <w:noProof/>
+            <w:webHidden/>
+          </w:rPr>
+        </w:r>
+        <w:r>
+          <w:rPr>
+            <w:noProof/>
+            <w:webHidden/>
+          </w:rPr>
+          <w:fldChar w:fldCharType="separate"/>
+        </w:r>
+        <w:r>
+          <w:rPr>
+            <w:noProof/>
+            <w:webHidden/>
+          </w:rPr>
+          <w:t>7</w:t>
+        </w:r>
+        <w:r>
+          <w:rPr>
+            <w:noProof/>
+            <w:webHidden/>
+          </w:rPr>
+          <w:fldChar w:fldCharType="end"/>
+        </w:r>
+      </w:hyperlink>
+    </w:p>
+    <w:p>
+      <w:pPr>
+        <w:pStyle w:val="ndice3"/>
+        <w:tabs>
+          <w:tab w:val="left" w:pos="1440"/>
+          <w:tab w:val="right" w:leader="dot" w:pos="8777"/>
+        </w:tabs>
+        <w:rPr>
+          <w:rFonts w:asciiTheme="minorHAnsi" w:eastAsiaTheme="minorEastAsia" w:hAnsiTheme="minorHAnsi" w:cstheme="minorBidi"/>
+          <w:noProof/>
+          <w:kern w:val="2"/>
+          <w:szCs w:val="24"/>
+          <w:lang w:eastAsia="pt-PT"/>
+          <w14:ligatures w14:val="standardContextual"/>
+        </w:rPr>
+      </w:pPr>
+      <w:hyperlink w:anchor="_Toc231340694" w:history="1">
+        <w:r>
+          <w:rPr>
+            <w:rStyle w:val="Hiperligao"/>
+            <w:noProof/>
+          </w:rPr>
+          <w:t>3.3.4.</w:t>
+        </w:r>
+        <w:r>
+          <w:rPr>
+            <w:rFonts w:asciiTheme="minorHAnsi" w:eastAsiaTheme="minorEastAsia" w:hAnsiTheme="minorHAnsi" w:cstheme="minorBidi"/>
+            <w:noProof/>
+            <w:kern w:val="2"/>
+            <w:szCs w:val="24"/>
+            <w:lang w:eastAsia="pt-PT"/>
+            <w14:ligatures w14:val="standardContextual"/>
+          </w:rPr>
+          <w:tab/>
+        </w:r>
+        <w:r>
+          <w:rPr>
+            <w:rStyle w:val="Hiperligao"/>
+            <w:noProof/>
+          </w:rPr>
+          <w:t>APIs Meteorológicas</w:t>
+        </w:r>
+        <w:r>
+          <w:rPr>
+            <w:noProof/>
+            <w:webHidden/>
+          </w:rPr>
+          <w:tab/>
+        </w:r>
+        <w:r>
+          <w:rPr>
+            <w:noProof/>
+            <w:webHidden/>
+          </w:rPr>
+          <w:fldChar w:fldCharType="begin"/>
+        </w:r>
+        <w:r>
+          <w:rPr>
+            <w:noProof/>
+            <w:webHidden/>
+          </w:rPr>
+          <w:instrText xml:space="preserve"> PAGEREF _Toc231340694 \h </w:instrText>
+        </w:r>
+        <w:r>
+          <w:rPr>
+            <w:noProof/>
+            <w:webHidden/>
+          </w:rPr>
+        </w:r>
+        <w:r>
+          <w:rPr>
+            <w:noProof/>
+            <w:webHidden/>
+          </w:rPr>
+          <w:fldChar w:fldCharType="separate"/>
+        </w:r>
+        <w:r>
+          <w:rPr>
+            <w:noProof/>
+            <w:webHidden/>
+          </w:rPr>
+          <w:t>8</w:t>
+        </w:r>
+        <w:r>
+          <w:rPr>
+            <w:noProof/>
+            <w:webHidden/>
+          </w:rPr>
+          <w:fldChar w:fldCharType="end"/>
+        </w:r>
+      </w:hyperlink>
+    </w:p>
+    <w:p>
+      <w:pPr>
+        <w:pStyle w:val="ndice2"/>
+        <w:tabs>
+          <w:tab w:val="left" w:pos="1200"/>
+          <w:tab w:val="right" w:leader="dot" w:pos="8777"/>
+        </w:tabs>
+        <w:rPr>
+          <w:rFonts w:asciiTheme="minorHAnsi" w:eastAsiaTheme="minorEastAsia" w:hAnsiTheme="minorHAnsi" w:cstheme="minorBidi"/>
+          <w:b w:val="0"/>
+          <w:bCs w:val="0"/>
+          <w:noProof/>
+          <w:kern w:val="2"/>
+          <w:szCs w:val="24"/>
+          <w:lang w:eastAsia="pt-PT"/>
+          <w14:ligatures w14:val="standardContextual"/>
+        </w:rPr>
+      </w:pPr>
+      <w:hyperlink w:anchor="_Toc231340695" w:history="1">
+        <w:r>
+          <w:rPr>
+            <w:rStyle w:val="Hiperligao"/>
+            <w:noProof/>
+          </w:rPr>
+          <w:t>3.4.</w:t>
+        </w:r>
+        <w:r>
+          <w:rPr>
+            <w:rFonts w:asciiTheme="minorHAnsi" w:eastAsiaTheme="minorEastAsia" w:hAnsiTheme="minorHAnsi" w:cstheme="minorBidi"/>
+            <w:b w:val="0"/>
+            <w:bCs w:val="0"/>
+            <w:noProof/>
+            <w:kern w:val="2"/>
+            <w:szCs w:val="24"/>
+            <w:lang w:eastAsia="pt-PT"/>
+            <w14:ligatures w14:val="standardContextual"/>
+          </w:rPr>
+          <w:tab/>
+        </w:r>
+        <w:r>
+          <w:rPr>
+            <w:rStyle w:val="Hiperligao"/>
+            <w:noProof/>
+          </w:rPr>
+          <w:t>Modelo de Dados</w:t>
+        </w:r>
+        <w:r>
+          <w:rPr>
+            <w:noProof/>
+            <w:webHidden/>
+          </w:rPr>
+          <w:tab/>
+        </w:r>
+        <w:r>
+          <w:rPr>
+            <w:noProof/>
+            <w:webHidden/>
+          </w:rPr>
+          <w:fldChar w:fldCharType="begin"/>
+        </w:r>
+        <w:r>
+          <w:rPr>
+            <w:noProof/>
+            <w:webHidden/>
+          </w:rPr>
+          <w:instrText xml:space="preserve"> PAGEREF _Toc231340695 \h </w:instrText>
+        </w:r>
+        <w:r>
+          <w:rPr>
+            <w:noProof/>
+            <w:webHidden/>
+          </w:rPr>
+        </w:r>
+        <w:r>
+          <w:rPr>
+            <w:noProof/>
+            <w:webHidden/>
+          </w:rPr>
+          <w:fldChar w:fldCharType="separate"/>
+        </w:r>
+        <w:r>
+          <w:rPr>
+            <w:noProof/>
+            <w:webHidden/>
+          </w:rPr>
+          <w:t>8</w:t>
+        </w:r>
+        <w:r>
+          <w:rPr>
+            <w:noProof/>
+            <w:webHidden/>
+          </w:rPr>
+          <w:fldChar w:fldCharType="end"/>
+        </w:r>
+      </w:hyperlink>
+    </w:p>
+    <w:p>
+      <w:pPr>
+        <w:pStyle w:val="ndice3"/>
+        <w:tabs>
+          <w:tab w:val="left" w:pos="1440"/>
+          <w:tab w:val="right" w:leader="dot" w:pos="8777"/>
+        </w:tabs>
+        <w:rPr>
+          <w:rFonts w:asciiTheme="minorHAnsi" w:eastAsiaTheme="minorEastAsia" w:hAnsiTheme="minorHAnsi" w:cstheme="minorBidi"/>
+          <w:noProof/>
+          <w:kern w:val="2"/>
+          <w:szCs w:val="24"/>
+          <w:lang w:eastAsia="pt-PT"/>
+          <w14:ligatures w14:val="standardContextual"/>
+        </w:rPr>
+      </w:pPr>
+      <w:hyperlink w:anchor="_Toc231340696" w:history="1">
+        <w:r>
+          <w:rPr>
+            <w:rStyle w:val="Hiperligao"/>
+            <w:noProof/>
+          </w:rPr>
+          <w:t>3.4.1.</w:t>
+        </w:r>
+        <w:r>
+          <w:rPr>
+            <w:rFonts w:asciiTheme="minorHAnsi" w:eastAsiaTheme="minorEastAsia" w:hAnsiTheme="minorHAnsi" w:cstheme="minorBidi"/>
+            <w:noProof/>
+            <w:kern w:val="2"/>
+            <w:szCs w:val="24"/>
+            <w:lang w:eastAsia="pt-PT"/>
+            <w14:ligatures w14:val="standardContextual"/>
+          </w:rPr>
+          <w:tab/>
+        </w:r>
+        <w:r>
+          <w:rPr>
+            <w:rStyle w:val="Hiperligao"/>
+            <w:noProof/>
+          </w:rPr>
+          <w:t>Modelo Conceptual</w:t>
+        </w:r>
+        <w:r>
+          <w:rPr>
+            <w:noProof/>
+            <w:webHidden/>
+          </w:rPr>
+          <w:tab/>
+        </w:r>
+        <w:r>
+          <w:rPr>
+            <w:noProof/>
+            <w:webHidden/>
+          </w:rPr>
+          <w:fldChar w:fldCharType="begin"/>
+        </w:r>
+        <w:r>
+          <w:rPr>
+            <w:noProof/>
+            <w:webHidden/>
+          </w:rPr>
+          <w:instrText xml:space="preserve"> PAGEREF _Toc231340696 \h </w:instrText>
+        </w:r>
+        <w:r>
+          <w:rPr>
+            <w:noProof/>
+            <w:webHidden/>
+          </w:rPr>
+        </w:r>
+        <w:r>
+          <w:rPr>
+            <w:noProof/>
+            <w:webHidden/>
+          </w:rPr>
+          <w:fldChar w:fldCharType="separate"/>
+        </w:r>
+        <w:r>
+          <w:rPr>
+            <w:noProof/>
+            <w:webHidden/>
+          </w:rPr>
+          <w:t>8</w:t>
+        </w:r>
+        <w:r>
+          <w:rPr>
+            <w:noProof/>
+            <w:webHidden/>
+          </w:rPr>
+          <w:fldChar w:fldCharType="end"/>
+        </w:r>
+      </w:hyperlink>
+    </w:p>
+    <w:p>
+      <w:pPr>
+        <w:pStyle w:val="ndice3"/>
+        <w:tabs>
+          <w:tab w:val="left" w:pos="1440"/>
+          <w:tab w:val="right" w:leader="dot" w:pos="8777"/>
+        </w:tabs>
+        <w:rPr>
+          <w:rFonts w:asciiTheme="minorHAnsi" w:eastAsiaTheme="minorEastAsia" w:hAnsiTheme="minorHAnsi" w:cstheme="minorBidi"/>
+          <w:noProof/>
+          <w:kern w:val="2"/>
+          <w:szCs w:val="24"/>
+          <w:lang w:eastAsia="pt-PT"/>
+          <w14:ligatures w14:val="standardContextual"/>
+        </w:rPr>
+      </w:pPr>
+      <w:hyperlink w:anchor="_Toc231340697" w:history="1">
+        <w:r>
+          <w:rPr>
+            <w:rStyle w:val="Hiperligao"/>
+            <w:noProof/>
+          </w:rPr>
+          <w:t>3.4.2.</w:t>
+        </w:r>
+        <w:r>
+          <w:rPr>
+            <w:rFonts w:asciiTheme="minorHAnsi" w:eastAsiaTheme="minorEastAsia" w:hAnsiTheme="minorHAnsi" w:cstheme="minorBidi"/>
+            <w:noProof/>
+            <w:kern w:val="2"/>
+            <w:szCs w:val="24"/>
+            <w:lang w:eastAsia="pt-PT"/>
+            <w14:ligatures w14:val="standardContextual"/>
+          </w:rPr>
+          <w:tab/>
+        </w:r>
+        <w:r>
+          <w:rPr>
+            <w:rStyle w:val="Hiperligao"/>
+            <w:noProof/>
+          </w:rPr>
+          <w:t>Modelo Relacional</w:t>
+        </w:r>
+        <w:r>
+          <w:rPr>
+            <w:noProof/>
+            <w:webHidden/>
+          </w:rPr>
+          <w:tab/>
+        </w:r>
+        <w:r>
+          <w:rPr>
+            <w:noProof/>
+            <w:webHidden/>
+          </w:rPr>
+          <w:fldChar w:fldCharType="begin"/>
+        </w:r>
+        <w:r>
+          <w:rPr>
+            <w:noProof/>
+            <w:webHidden/>
+          </w:rPr>
+          <w:instrText xml:space="preserve"> PAGEREF _Toc231340697 \h </w:instrText>
+        </w:r>
+        <w:r>
+          <w:rPr>
+            <w:noProof/>
+            <w:webHidden/>
+          </w:rPr>
+        </w:r>
+        <w:r>
+          <w:rPr>
+            <w:noProof/>
+            <w:webHidden/>
+          </w:rPr>
+          <w:fldChar w:fldCharType="separate"/>
+        </w:r>
+        <w:r>
+          <w:rPr>
+            <w:noProof/>
+            <w:webHidden/>
+          </w:rPr>
+          <w:t>8</w:t>
+        </w:r>
+        <w:r>
+          <w:rPr>
+            <w:noProof/>
+            <w:webHidden/>
+          </w:rPr>
+          <w:fldChar w:fldCharType="end"/>
+        </w:r>
+      </w:hyperlink>
+    </w:p>
+    <w:p>
+      <w:pPr>
+        <w:pStyle w:val="ndice3"/>
+        <w:tabs>
+          <w:tab w:val="left" w:pos="1440"/>
+          <w:tab w:val="right" w:leader="dot" w:pos="8777"/>
+        </w:tabs>
+        <w:rPr>
+          <w:rFonts w:asciiTheme="minorHAnsi" w:eastAsiaTheme="minorEastAsia" w:hAnsiTheme="minorHAnsi" w:cstheme="minorBidi"/>
+          <w:noProof/>
+          <w:kern w:val="2"/>
+          <w:szCs w:val="24"/>
+          <w:lang w:eastAsia="pt-PT"/>
+          <w14:ligatures w14:val="standardContextual"/>
+        </w:rPr>
+      </w:pPr>
+      <w:hyperlink w:anchor="_Toc231340698" w:history="1">
+        <w:r>
+          <w:rPr>
+            <w:rStyle w:val="Hiperligao"/>
+            <w:noProof/>
+          </w:rPr>
+          <w:t>3.4.3.</w:t>
+        </w:r>
+        <w:r>
+          <w:rPr>
+            <w:rFonts w:asciiTheme="minorHAnsi" w:eastAsiaTheme="minorEastAsia" w:hAnsiTheme="minorHAnsi" w:cstheme="minorBidi"/>
+            <w:noProof/>
+            <w:kern w:val="2"/>
+            <w:szCs w:val="24"/>
+            <w:lang w:eastAsia="pt-PT"/>
+            <w14:ligatures w14:val="standardContextual"/>
+          </w:rPr>
+          <w:tab/>
+        </w:r>
+        <w:r>
+          <w:rPr>
+            <w:rStyle w:val="Hiperligao"/>
+            <w:noProof/>
+          </w:rPr>
+          <w:t>Organização Dimensional</w:t>
+        </w:r>
+        <w:r>
+          <w:rPr>
+            <w:noProof/>
+            <w:webHidden/>
+          </w:rPr>
+          <w:tab/>
+        </w:r>
+        <w:r>
+          <w:rPr>
+            <w:noProof/>
+            <w:webHidden/>
+          </w:rPr>
+          <w:fldChar w:fldCharType="begin"/>
+        </w:r>
+        <w:r>
+          <w:rPr>
+            <w:noProof/>
+            <w:webHidden/>
+          </w:rPr>
+          <w:instrText xml:space="preserve"> PAGEREF _Toc231340698 \h </w:instrText>
+        </w:r>
+        <w:r>
+          <w:rPr>
+            <w:noProof/>
+            <w:webHidden/>
+          </w:rPr>
+        </w:r>
+        <w:r>
+          <w:rPr>
+            <w:noProof/>
+            <w:webHidden/>
+          </w:rPr>
+          <w:fldChar w:fldCharType="separate"/>
+        </w:r>
+        <w:r>
+          <w:rPr>
+            <w:noProof/>
+            <w:webHidden/>
+          </w:rPr>
+          <w:t>8</w:t>
+        </w:r>
+        <w:r>
+          <w:rPr>
+            <w:noProof/>
+            <w:webHidden/>
+          </w:rPr>
+          <w:fldChar w:fldCharType="end"/>
+        </w:r>
+      </w:hyperlink>
+    </w:p>
+    <w:p>
+      <w:pPr>
+        <w:pStyle w:val="ndice2"/>
+        <w:tabs>
+          <w:tab w:val="left" w:pos="1200"/>
+          <w:tab w:val="right" w:leader="dot" w:pos="8777"/>
+        </w:tabs>
+        <w:rPr>
+          <w:rFonts w:asciiTheme="minorHAnsi" w:eastAsiaTheme="minorEastAsia" w:hAnsiTheme="minorHAnsi" w:cstheme="minorBidi"/>
+          <w:b w:val="0"/>
+          <w:bCs w:val="0"/>
+          <w:noProof/>
+          <w:kern w:val="2"/>
+          <w:szCs w:val="24"/>
+          <w:lang w:eastAsia="pt-PT"/>
+          <w14:ligatures w14:val="standardContextual"/>
+        </w:rPr>
+      </w:pPr>
+      <w:hyperlink w:anchor="_Toc231340699" w:history="1">
+        <w:r>
+          <w:rPr>
+            <w:rStyle w:val="Hiperligao"/>
+            <w:noProof/>
+          </w:rPr>
+          <w:t>3.5.</w:t>
+        </w:r>
+        <w:r>
+          <w:rPr>
+            <w:rFonts w:asciiTheme="minorHAnsi" w:eastAsiaTheme="minorEastAsia" w:hAnsiTheme="minorHAnsi" w:cstheme="minorBidi"/>
+            <w:b w:val="0"/>
+            <w:bCs w:val="0"/>
+            <w:noProof/>
+            <w:kern w:val="2"/>
+            <w:szCs w:val="24"/>
+            <w:lang w:eastAsia="pt-PT"/>
+            <w14:ligatures w14:val="standardContextual"/>
+          </w:rPr>
+          <w:tab/>
+        </w:r>
+        <w:r>
+          <w:rPr>
+            <w:rStyle w:val="Hiperligao"/>
+            <w:noProof/>
+          </w:rPr>
+          <w:t>Decisões de Projeto</w:t>
+        </w:r>
+        <w:r>
+          <w:rPr>
+            <w:noProof/>
+            <w:webHidden/>
+          </w:rPr>
+          <w:tab/>
+        </w:r>
+        <w:r>
+          <w:rPr>
+            <w:noProof/>
+            <w:webHidden/>
+          </w:rPr>
+          <w:fldChar w:fldCharType="begin"/>
+        </w:r>
+        <w:r>
+          <w:rPr>
+            <w:noProof/>
+            <w:webHidden/>
+          </w:rPr>
+          <w:instrText xml:space="preserve"> PAGEREF _Toc231340699 \h </w:instrText>
+        </w:r>
+        <w:r>
+          <w:rPr>
+            <w:noProof/>
+            <w:webHidden/>
+          </w:rPr>
+        </w:r>
+        <w:r>
+          <w:rPr>
+            <w:noProof/>
+            <w:webHidden/>
+          </w:rPr>
+          <w:fldChar w:fldCharType="separate"/>
+        </w:r>
+        <w:r>
+          <w:rPr>
+            <w:noProof/>
+            <w:webHidden/>
+          </w:rPr>
+          <w:t>9</w:t>
+        </w:r>
+        <w:r>
+          <w:rPr>
+            <w:noProof/>
+            <w:webHidden/>
+          </w:rPr>
+          <w:fldChar w:fldCharType="end"/>
+        </w:r>
+      </w:hyperlink>
+    </w:p>
+    <w:p>
+      <w:pPr>
+        <w:pStyle w:val="ndice2"/>
+        <w:tabs>
+          <w:tab w:val="left" w:pos="1200"/>
+          <w:tab w:val="right" w:leader="dot" w:pos="8777"/>
+        </w:tabs>
+        <w:rPr>
+          <w:rFonts w:asciiTheme="minorHAnsi" w:eastAsiaTheme="minorEastAsia" w:hAnsiTheme="minorHAnsi" w:cstheme="minorBidi"/>
+          <w:b w:val="0"/>
+          <w:bCs w:val="0"/>
+          <w:noProof/>
+          <w:kern w:val="2"/>
+          <w:szCs w:val="24"/>
+          <w:lang w:eastAsia="pt-PT"/>
+          <w14:ligatures w14:val="standardContextual"/>
+        </w:rPr>
+      </w:pPr>
+      <w:hyperlink w:anchor="_Toc231340700" w:history="1">
+        <w:r>
+          <w:rPr>
+            <w:rStyle w:val="Hiperligao"/>
+            <w:noProof/>
+          </w:rPr>
+          <w:t>3.6.</w:t>
+        </w:r>
+        <w:r>
+          <w:rPr>
+            <w:rFonts w:asciiTheme="minorHAnsi" w:eastAsiaTheme="minorEastAsia" w:hAnsiTheme="minorHAnsi" w:cstheme="minorBidi"/>
+            <w:b w:val="0"/>
+            <w:bCs w:val="0"/>
+            <w:noProof/>
+            <w:kern w:val="2"/>
+            <w:szCs w:val="24"/>
+            <w:lang w:eastAsia="pt-PT"/>
+            <w14:ligatures w14:val="standardContextual"/>
+          </w:rPr>
+          <w:tab/>
+        </w:r>
+        <w:r>
+          <w:rPr>
+            <w:rStyle w:val="Hiperligao"/>
+            <w:noProof/>
+          </w:rPr>
+          <w:t>Estratégia de testes e avaliação</w:t>
+        </w:r>
+        <w:r>
+          <w:rPr>
+            <w:noProof/>
+            <w:webHidden/>
+          </w:rPr>
+          <w:tab/>
+        </w:r>
+        <w:r>
+          <w:rPr>
+            <w:noProof/>
+            <w:webHidden/>
+          </w:rPr>
+          <w:fldChar w:fldCharType="begin"/>
+        </w:r>
+        <w:r>
+          <w:rPr>
+            <w:noProof/>
+            <w:webHidden/>
+          </w:rPr>
+          <w:instrText xml:space="preserve"> PAGEREF _Toc231340700 \h </w:instrText>
+        </w:r>
+        <w:r>
+          <w:rPr>
+            <w:noProof/>
+            <w:webHidden/>
+          </w:rPr>
+        </w:r>
+        <w:r>
+          <w:rPr>
+            <w:noProof/>
+            <w:webHidden/>
+          </w:rPr>
+          <w:fldChar w:fldCharType="separate"/>
+        </w:r>
+        <w:r>
+          <w:rPr>
+            <w:noProof/>
+            <w:webHidden/>
+          </w:rPr>
+          <w:t>9</w:t>
         </w:r>
         <w:r>
           <w:rPr>
@@ -2769,12 +4171,12 @@
           <w:b w:val="0"/>
           <w:bCs w:val="0"/>
           <w:noProof/>
-          <w:sz w:val="22"/>
-          <w:szCs w:val="22"/>
+          <w:kern w:val="2"/>
           <w:lang w:eastAsia="pt-PT"/>
-        </w:rPr>
-      </w:pPr>
-      <w:hyperlink w:anchor="_Toc95473534" w:history="1">
+          <w14:ligatures w14:val="standardContextual"/>
+        </w:rPr>
+      </w:pPr>
+      <w:hyperlink w:anchor="_Toc231340701" w:history="1">
         <w:r>
           <w:rPr>
             <w:rStyle w:val="Hiperligao"/>
@@ -2794,9 +4196,9 @@
             <w:b w:val="0"/>
             <w:bCs w:val="0"/>
             <w:noProof/>
-            <w:sz w:val="22"/>
-            <w:szCs w:val="22"/>
+            <w:kern w:val="2"/>
             <w:lang w:eastAsia="pt-PT"/>
+            <w14:ligatures w14:val="standardContextual"/>
           </w:rPr>
           <w:tab/>
         </w:r>
@@ -2826,7 +4228,7 @@
             <w:noProof/>
             <w:webHidden/>
           </w:rPr>
-          <w:instrText xml:space="preserve"> PAGEREF _Toc95473534 \h </w:instrText>
+          <w:instrText xml:space="preserve"> PAGEREF _Toc231340701 \h </w:instrText>
         </w:r>
         <w:r>
           <w:rPr>
@@ -2846,7 +4248,7 @@
             <w:noProof/>
             <w:webHidden/>
           </w:rPr>
-          <w:t>7</w:t>
+          <w:t>10</w:t>
         </w:r>
         <w:r>
           <w:rPr>
@@ -2865,12 +4267,12 @@
           <w:b w:val="0"/>
           <w:bCs w:val="0"/>
           <w:noProof/>
-          <w:sz w:val="22"/>
-          <w:szCs w:val="22"/>
+          <w:kern w:val="2"/>
           <w:lang w:eastAsia="pt-PT"/>
-        </w:rPr>
-      </w:pPr>
-      <w:hyperlink w:anchor="_Toc95473535" w:history="1">
+          <w14:ligatures w14:val="standardContextual"/>
+        </w:rPr>
+      </w:pPr>
+      <w:hyperlink w:anchor="_Toc231340702" w:history="1">
         <w:r>
           <w:rPr>
             <w:rStyle w:val="Hiperligao"/>
@@ -2897,7 +4299,7 @@
             <w:noProof/>
             <w:webHidden/>
           </w:rPr>
-          <w:instrText xml:space="preserve"> PAGEREF _Toc95473535 \h </w:instrText>
+          <w:instrText xml:space="preserve"> PAGEREF _Toc231340702 \h </w:instrText>
         </w:r>
         <w:r>
           <w:rPr>
@@ -2917,7 +4319,7 @@
             <w:noProof/>
             <w:webHidden/>
           </w:rPr>
-          <w:t>8</w:t>
+          <w:t>11</w:t>
         </w:r>
         <w:r>
           <w:rPr>
@@ -2936,12 +4338,12 @@
           <w:b w:val="0"/>
           <w:bCs w:val="0"/>
           <w:noProof/>
-          <w:sz w:val="22"/>
-          <w:szCs w:val="22"/>
+          <w:kern w:val="2"/>
           <w:lang w:eastAsia="pt-PT"/>
-        </w:rPr>
-      </w:pPr>
-      <w:hyperlink w:anchor="_Toc95473536" w:history="1">
+          <w14:ligatures w14:val="standardContextual"/>
+        </w:rPr>
+      </w:pPr>
+      <w:hyperlink w:anchor="_Toc231340703" w:history="1">
         <w:r>
           <w:rPr>
             <w:rStyle w:val="Hiperligao"/>
@@ -2968,7 +4370,7 @@
             <w:noProof/>
             <w:webHidden/>
           </w:rPr>
-          <w:instrText xml:space="preserve"> PAGEREF _Toc95473536 \h </w:instrText>
+          <w:instrText xml:space="preserve"> PAGEREF _Toc231340703 \h </w:instrText>
         </w:r>
         <w:r>
           <w:rPr>
@@ -2988,7 +4390,7 @@
             <w:noProof/>
             <w:webHidden/>
           </w:rPr>
-          <w:t>9</w:t>
+          <w:t>12</w:t>
         </w:r>
         <w:r>
           <w:rPr>
@@ -3007,12 +4409,12 @@
           <w:b w:val="0"/>
           <w:bCs w:val="0"/>
           <w:noProof/>
-          <w:sz w:val="22"/>
-          <w:szCs w:val="22"/>
+          <w:kern w:val="2"/>
           <w:lang w:eastAsia="pt-PT"/>
-        </w:rPr>
-      </w:pPr>
-      <w:hyperlink w:anchor="_Toc95473537" w:history="1">
+          <w14:ligatures w14:val="standardContextual"/>
+        </w:rPr>
+      </w:pPr>
+      <w:hyperlink w:anchor="_Toc231340704" w:history="1">
         <w:r>
           <w:rPr>
             <w:rStyle w:val="Hiperligao"/>
@@ -3039,7 +4441,7 @@
             <w:noProof/>
             <w:webHidden/>
           </w:rPr>
-          <w:instrText xml:space="preserve"> PAGEREF _Toc95473537 \h </w:instrText>
+          <w:instrText xml:space="preserve"> PAGEREF _Toc231340704 \h </w:instrText>
         </w:r>
         <w:r>
           <w:rPr>
@@ -3059,7 +4461,7 @@
             <w:noProof/>
             <w:webHidden/>
           </w:rPr>
-          <w:t>10</w:t>
+          <w:t>13</w:t>
         </w:r>
         <w:r>
           <w:rPr>
@@ -3118,7 +4520,7 @@
       <w:bookmarkStart w:id="15" w:name="_Toc357152318"/>
       <w:bookmarkStart w:id="16" w:name="_Toc357154525"/>
       <w:bookmarkStart w:id="17" w:name="_Toc530601446"/>
-      <w:bookmarkStart w:id="18" w:name="_Toc95473522"/>
+      <w:bookmarkStart w:id="18" w:name="_Toc231340674"/>
       <w:r>
         <w:lastRenderedPageBreak/>
         <w:t>Lista de F</w:t>
@@ -3382,7 +4784,7 @@
       <w:bookmarkStart w:id="19" w:name="_Toc357152319"/>
       <w:bookmarkStart w:id="20" w:name="_Toc357154526"/>
       <w:bookmarkStart w:id="21" w:name="_Toc530601447"/>
-      <w:bookmarkStart w:id="22" w:name="_Toc95473523"/>
+      <w:bookmarkStart w:id="22" w:name="_Toc231340675"/>
       <w:r>
         <w:lastRenderedPageBreak/>
         <w:t>Lista de tabe</w:t>
@@ -3535,7 +4937,7 @@
       <w:bookmarkStart w:id="23" w:name="_Toc357152320"/>
       <w:bookmarkStart w:id="24" w:name="_Toc357154527"/>
       <w:bookmarkStart w:id="25" w:name="_Toc530601448"/>
-      <w:bookmarkStart w:id="26" w:name="_Toc95473524"/>
+      <w:bookmarkStart w:id="26" w:name="_Toc231340676"/>
       <w:r>
         <w:lastRenderedPageBreak/>
         <w:t>Lista de siglas</w:t>
@@ -3825,7 +5227,7 @@
       <w:pPr>
         <w:pStyle w:val="Ttulo1"/>
       </w:pPr>
-      <w:bookmarkStart w:id="27" w:name="_Toc95473525"/>
+      <w:bookmarkStart w:id="27" w:name="_Toc231340677"/>
       <w:r>
         <w:lastRenderedPageBreak/>
         <w:t>Introdução</w:t>
@@ -3914,7 +5316,7 @@
       <w:pPr>
         <w:pStyle w:val="Ttulo1"/>
       </w:pPr>
-      <w:bookmarkStart w:id="28" w:name="_Toc95473526"/>
+      <w:bookmarkStart w:id="28" w:name="_Toc231340678"/>
       <w:r>
         <w:lastRenderedPageBreak/>
         <w:t>Título</w:t>
@@ -4287,7 +5689,7 @@
       <w:r>
         <w:t xml:space="preserve"> </w:t>
       </w:r>
-      <w:bookmarkStart w:id="29" w:name="_Toc95473527"/>
+      <w:bookmarkStart w:id="29" w:name="_Toc231340679"/>
       <w:r>
         <w:t>Título da secção</w:t>
       </w:r>
@@ -4316,7 +5718,7 @@
       <w:pPr>
         <w:pStyle w:val="Ttulo2"/>
       </w:pPr>
-      <w:bookmarkStart w:id="30" w:name="_Toc95473528"/>
+      <w:bookmarkStart w:id="30" w:name="_Toc231340680"/>
       <w:r>
         <w:lastRenderedPageBreak/>
         <w:t>Título da secção</w:t>
@@ -4337,7 +5739,7 @@
       <w:pPr>
         <w:pStyle w:val="Ttulo3"/>
       </w:pPr>
-      <w:bookmarkStart w:id="31" w:name="_Toc95473529"/>
+      <w:bookmarkStart w:id="31" w:name="_Toc231340681"/>
       <w:r>
         <w:t>Título da subsecção</w:t>
       </w:r>
@@ -4352,7 +5754,7 @@
       <w:pPr>
         <w:pStyle w:val="Ttulo3"/>
       </w:pPr>
-      <w:bookmarkStart w:id="32" w:name="_Toc95473530"/>
+      <w:bookmarkStart w:id="32" w:name="_Toc231340682"/>
       <w:r>
         <w:t>Título</w:t>
       </w:r>
@@ -4370,7 +5772,7 @@
       <w:pPr>
         <w:pStyle w:val="Ttulo3"/>
       </w:pPr>
-      <w:bookmarkStart w:id="33" w:name="_Toc95473531"/>
+      <w:bookmarkStart w:id="33" w:name="_Toc231340683"/>
       <w:r>
         <w:t>Título</w:t>
       </w:r>
@@ -4392,7 +5794,7 @@
       <w:r>
         <w:t xml:space="preserve"> </w:t>
       </w:r>
-      <w:bookmarkStart w:id="34" w:name="_Toc95473532"/>
+      <w:bookmarkStart w:id="34" w:name="_Toc231340684"/>
       <w:r>
         <w:t>Título da s</w:t>
       </w:r>
@@ -4405,164 +5807,265 @@
       <w:pPr>
         <w:pStyle w:val="Ttulo1"/>
       </w:pPr>
+      <w:bookmarkStart w:id="35" w:name="_Toc231340685"/>
       <w:r>
         <w:lastRenderedPageBreak/>
         <w:t>Análise e Conceção da Solução</w:t>
       </w:r>
+      <w:bookmarkEnd w:id="35"/>
     </w:p>
     <w:p>
       <w:pPr>
         <w:pStyle w:val="Ttulo2"/>
       </w:pPr>
+      <w:bookmarkStart w:id="36" w:name="_Toc231340686"/>
       <w:r>
         <w:t>Levantamento de Requisitos</w:t>
       </w:r>
+      <w:bookmarkEnd w:id="36"/>
     </w:p>
     <w:p>
       <w:pPr>
         <w:pStyle w:val="Ttulo3"/>
       </w:pPr>
+      <w:bookmarkStart w:id="37" w:name="_Toc231340687"/>
       <w:r>
         <w:t>Requisitos Funcionais</w:t>
       </w:r>
+      <w:bookmarkEnd w:id="37"/>
     </w:p>
     <w:p>
       <w:pPr>
         <w:pStyle w:val="Ttulo3"/>
       </w:pPr>
+      <w:bookmarkStart w:id="38" w:name="_Toc231340688"/>
       <w:r>
         <w:t>Requisitos Não Funcionais</w:t>
       </w:r>
+      <w:bookmarkEnd w:id="38"/>
     </w:p>
     <w:p>
       <w:pPr>
         <w:pStyle w:val="Ttulo2"/>
       </w:pPr>
+      <w:bookmarkStart w:id="39" w:name="_Toc231340689"/>
       <w:r>
         <w:t>Arquitetura Geral do Sistema</w:t>
       </w:r>
-    </w:p>
-    <w:p>
-      <w:r>
-        <w:t xml:space="preserve">A arquitetura do </w:t>
+      <w:bookmarkEnd w:id="39"/>
+    </w:p>
+    <w:p>
+      <w:r>
+        <w:t>A arquitetura foi organizada com base em quatro camadas: recolha, normalização, armazenamento e disponibilização dos dados.</w:t>
+      </w:r>
+    </w:p>
+    <w:p>
+      <w:r>
+        <w:t xml:space="preserve">Uma vez que a informação meteorológica sofre atualizações frequentes, surgiu a necessidade de automatizar o processo de recolha. Para </w:t>
+      </w:r>
+      <w:r>
+        <w:t>responder a esta necessidade,</w:t>
+      </w:r>
+      <w:r>
+        <w:t xml:space="preserve"> foi implementado um mecanismo responsável por executar periodicamente os pedidos às diferentes </w:t>
       </w:r>
       <w:proofErr w:type="spellStart"/>
       <w:r>
+        <w:t>APIs</w:t>
+      </w:r>
+      <w:proofErr w:type="spellEnd"/>
+      <w:r>
+        <w:t>. As observações meteorológicas são atualizadas a cada 30 minutos, enquanto as previsões terrestres</w:t>
+      </w:r>
+      <w:r>
+        <w:t xml:space="preserve"> e </w:t>
+      </w:r>
+      <w:proofErr w:type="spellStart"/>
+      <w:r>
+        <w:t>maritimas</w:t>
+      </w:r>
+      <w:proofErr w:type="spellEnd"/>
+      <w:r>
+        <w:t xml:space="preserve"> são recolhidas de hora a hora.</w:t>
+      </w:r>
+    </w:p>
+    <w:p>
+      <w:r>
+        <w:t xml:space="preserve">Depois da recolha, os dados passam pela camada de normalização. Esta etapa foi necessária porque as </w:t>
+      </w:r>
+      <w:proofErr w:type="spellStart"/>
+      <w:r>
+        <w:t>APIs</w:t>
+      </w:r>
+      <w:proofErr w:type="spellEnd"/>
+      <w:r>
+        <w:t xml:space="preserve"> integradas no </w:t>
+      </w:r>
+      <w:r>
+        <w:t>sistema devolvem</w:t>
+      </w:r>
+      <w:r>
+        <w:t xml:space="preserve"> estruturas,</w:t>
+      </w:r>
+      <w:r>
+        <w:t xml:space="preserve"> </w:t>
+      </w:r>
+      <w:r>
+        <w:t xml:space="preserve">nomenclaturas e unidades </w:t>
+      </w:r>
+      <w:r>
+        <w:t>distintas</w:t>
+      </w:r>
+      <w:r>
+        <w:t xml:space="preserve"> </w:t>
+      </w:r>
+      <w:r>
+        <w:t>para representar informação equivalente</w:t>
+      </w:r>
+      <w:r>
+        <w:t xml:space="preserve">. </w:t>
+      </w:r>
+      <w:r>
+        <w:t>Pa</w:t>
+      </w:r>
+      <w:r>
+        <w:t xml:space="preserve">ra </w:t>
+      </w:r>
+      <w:r>
+        <w:t>resolver</w:t>
+      </w:r>
+      <w:r>
+        <w:t xml:space="preserve"> isso, foi criada uma estrutura comum para as observações meteorológicas, previsões terrestres e previsões marítimas</w:t>
+      </w:r>
+      <w:r>
+        <w:t>. Desta forma</w:t>
+      </w:r>
+      <w:r>
+        <w:t>,</w:t>
+      </w:r>
+      <w:r>
+        <w:t xml:space="preserve"> </w:t>
+      </w:r>
+      <w:r>
+        <w:t>toda a informação recolhida pass</w:t>
+      </w:r>
+      <w:r>
+        <w:t>ou</w:t>
+      </w:r>
+      <w:r>
+        <w:t xml:space="preserve"> a seguir o mesmo formato antes de ser armazenada.</w:t>
+      </w:r>
+    </w:p>
+    <w:p>
+      <w:r>
+        <w:t xml:space="preserve">O armazenamento dos dados tornou-se uma parte </w:t>
+      </w:r>
+      <w:r>
+        <w:t>importante</w:t>
+      </w:r>
+      <w:r>
+        <w:t xml:space="preserve"> da </w:t>
+      </w:r>
+      <w:r>
+        <w:t xml:space="preserve">arquitetura, </w:t>
+      </w:r>
+      <w:r>
+        <w:t xml:space="preserve">pois permitiu </w:t>
+      </w:r>
+      <w:r>
+        <w:t xml:space="preserve">reduzir os tempos de </w:t>
+      </w:r>
+      <w:r>
+        <w:t>resposta</w:t>
+      </w:r>
+      <w:r>
+        <w:t xml:space="preserve"> da aplicação,</w:t>
+      </w:r>
+      <w:r>
+        <w:t xml:space="preserve"> </w:t>
+      </w:r>
+      <w:r>
+        <w:t>garantindo um</w:t>
+      </w:r>
+      <w:r>
+        <w:t xml:space="preserve"> histórico</w:t>
+      </w:r>
+      <w:r>
+        <w:t xml:space="preserve"> da informação recolhida. Sem </w:t>
+      </w:r>
+      <w:r>
+        <w:t>esta camada</w:t>
+      </w:r>
+      <w:r>
+        <w:t xml:space="preserve">, o sistema teria de consultar constantemente as </w:t>
+      </w:r>
+      <w:proofErr w:type="spellStart"/>
+      <w:r>
+        <w:t>APIs</w:t>
+      </w:r>
+      <w:proofErr w:type="spellEnd"/>
+      <w:r>
+        <w:t xml:space="preserve"> externas sempre que fosse necessário apresentar informação, o que acabaria por se tornar inviável a longo prazo</w:t>
+      </w:r>
+      <w:r>
+        <w:t>.</w:t>
+      </w:r>
+      <w:r>
+        <w:t xml:space="preserve"> </w:t>
+      </w:r>
+    </w:p>
+    <w:p>
+      <w:r>
+        <w:t xml:space="preserve">Com estas etapas concluídas, os dados passam a estar disponíveis através dos </w:t>
+      </w:r>
+      <w:proofErr w:type="spellStart"/>
+      <w:r>
+        <w:t>endpoints</w:t>
+      </w:r>
+      <w:proofErr w:type="spellEnd"/>
+      <w:r>
+        <w:t xml:space="preserve"> internos da aplicação. O </w:t>
+      </w:r>
+      <w:proofErr w:type="spellStart"/>
+      <w:r>
+        <w:t>frontend</w:t>
+      </w:r>
+      <w:proofErr w:type="spellEnd"/>
+      <w:r>
+        <w:t xml:space="preserve"> utiliza estes </w:t>
+      </w:r>
+      <w:proofErr w:type="spellStart"/>
+      <w:r>
+        <w:t>endpoints</w:t>
+      </w:r>
+      <w:proofErr w:type="spellEnd"/>
+      <w:r>
+        <w:t xml:space="preserve"> para obter informação atual, consultar dados históricos e aceder aos registos armazenados, apresentando posteriormente essa informação ao utilizador</w:t>
+      </w:r>
+      <w:r>
+        <w:t>.</w:t>
+      </w:r>
+    </w:p>
+    <w:p>
+      <w:pPr>
+        <w:ind w:firstLine="0"/>
+      </w:pPr>
+    </w:p>
+    <w:p>
+      <w:pPr>
+        <w:ind w:firstLine="0"/>
+      </w:pPr>
+      <w:r>
+        <w:lastRenderedPageBreak/>
+        <w:t xml:space="preserve">A Figura 1 apresenta os principais componentes que constituem a arquitetura do </w:t>
+      </w:r>
+      <w:proofErr w:type="spellStart"/>
+      <w:r>
         <w:t>WeatherSense</w:t>
       </w:r>
       <w:proofErr w:type="spellEnd"/>
       <w:r>
-        <w:t xml:space="preserve"> foi desenvolvida para responder à necessidade de integrar e disponibilizar dados meteorológicos provenientes de múltiplas </w:t>
-      </w:r>
-      <w:proofErr w:type="spellStart"/>
-      <w:r>
-        <w:t>APIs</w:t>
-      </w:r>
-      <w:proofErr w:type="spellEnd"/>
-      <w:r>
-        <w:t xml:space="preserve"> externas. Uma vez que as fontes utilizadas apresentam estruturas de dados distintas e fornecem diferentes tipos de </w:t>
-      </w:r>
-      <w:r>
-        <w:t>dados meteorológicos</w:t>
-      </w:r>
-      <w:r>
-        <w:t>, foi necessário definir uma arquitetura capaz de suportar a recolha, o processamento, o armazenamento e a disponibilização desses dados.</w:t>
-      </w:r>
-    </w:p>
-    <w:p>
-      <w:r>
-        <w:t xml:space="preserve">Para tal, adotou-se uma arquitetura em camadas, com o objetivo de separar as responsabilidades associadas a cada fase do sistema. </w:t>
-      </w:r>
-    </w:p>
-    <w:p>
-      <w:r>
-        <w:t xml:space="preserve">O sistema encontra-se </w:t>
-      </w:r>
-      <w:r>
-        <w:t>organizada</w:t>
-      </w:r>
-      <w:r>
-        <w:t xml:space="preserve"> em seis componentes principais:</w:t>
-      </w:r>
-    </w:p>
-    <w:p>
-      <w:pPr>
-        <w:pStyle w:val="PargrafodaLista"/>
-        <w:numPr>
-          <w:ilvl w:val="0"/>
-          <w:numId w:val="31"/>
-        </w:numPr>
-      </w:pPr>
-      <w:r>
-        <w:t>Fontes de dados externas;</w:t>
-      </w:r>
-    </w:p>
-    <w:p>
-      <w:pPr>
-        <w:pStyle w:val="PargrafodaLista"/>
-        <w:numPr>
-          <w:ilvl w:val="0"/>
-          <w:numId w:val="31"/>
-        </w:numPr>
-      </w:pPr>
-      <w:r>
-        <w:t>Camada de recolha;</w:t>
-      </w:r>
-    </w:p>
-    <w:p>
-      <w:pPr>
-        <w:pStyle w:val="PargrafodaLista"/>
-        <w:numPr>
-          <w:ilvl w:val="0"/>
-          <w:numId w:val="31"/>
-        </w:numPr>
-      </w:pPr>
-      <w:r>
-        <w:t>Camada de normalização;</w:t>
-      </w:r>
-    </w:p>
-    <w:p>
-      <w:pPr>
-        <w:pStyle w:val="PargrafodaLista"/>
-        <w:numPr>
-          <w:ilvl w:val="0"/>
-          <w:numId w:val="31"/>
-        </w:numPr>
-      </w:pPr>
-      <w:r>
-        <w:t>Base de dados;</w:t>
-      </w:r>
-    </w:p>
-    <w:p>
-      <w:pPr>
-        <w:pStyle w:val="PargrafodaLista"/>
-        <w:numPr>
-          <w:ilvl w:val="0"/>
-          <w:numId w:val="31"/>
-        </w:numPr>
-      </w:pPr>
-      <w:r>
-        <w:t>API interna;</w:t>
-      </w:r>
-    </w:p>
-    <w:p>
-      <w:pPr>
-        <w:pStyle w:val="PargrafodaLista"/>
-        <w:numPr>
-          <w:ilvl w:val="0"/>
-          <w:numId w:val="31"/>
-        </w:numPr>
-      </w:pPr>
-      <w:r>
-        <w:t>Interface do utilizador.</w:t>
-      </w:r>
-    </w:p>
-    <w:p>
-      <w:pPr>
-        <w:ind w:firstLine="0"/>
-      </w:pPr>
-      <w:r>
-        <w:t>A figura 1 apresenta uma visão geral da arquitetura do sistema e das interações com os seus componentes.</w:t>
+        <w:t xml:space="preserve"> e a forma como estes interagem entre si.</w:t>
       </w:r>
     </w:p>
     <w:p>
@@ -4574,7 +6077,6 @@
         <w:rPr>
           <w:noProof/>
         </w:rPr>
-        <w:lastRenderedPageBreak/>
         <w:drawing>
           <wp:inline distT="0" distB="0" distL="0" distR="0" wp14:anchorId="00F23111" wp14:editId="65DBFFFC">
             <wp:extent cx="2971800" cy="5007354"/>
@@ -4628,24 +6130,14 @@
       <w:r>
         <w:t xml:space="preserve">Figura </w:t>
       </w:r>
-      <w:r>
-        <w:fldChar w:fldCharType="begin"/>
-      </w:r>
-      <w:r>
-        <w:instrText xml:space="preserve"> SEQ Figura \* ARABIC </w:instrText>
-      </w:r>
-      <w:r>
-        <w:fldChar w:fldCharType="separate"/>
-      </w:r>
-      <w:r>
-        <w:rPr>
-          <w:noProof/>
-        </w:rPr>
-        <w:t>1</w:t>
-      </w:r>
-      <w:r>
-        <w:fldChar w:fldCharType="end"/>
-      </w:r>
+      <w:fldSimple w:instr=" SEQ Figura \* ARABIC ">
+        <w:r>
+          <w:rPr>
+            <w:noProof/>
+          </w:rPr>
+          <w:t>1</w:t>
+        </w:r>
+      </w:fldSimple>
       <w:r>
         <w:t xml:space="preserve"> </w:t>
       </w:r>
@@ -4660,21 +6152,117 @@
       </w:r>
     </w:p>
     <w:p>
-      <w:r>
-        <w:t xml:space="preserve">O fluxo de funcionamento começa com a recolha automática de dados meteorológicos. Esta tarefa é executada pelo Scheduler, que aciona periodicamente os processos responsáveis pela obtenção de observações e previsões meteorológicas a partir das </w:t>
-      </w:r>
+      <w:pPr>
+        <w:pStyle w:val="Ttulo2"/>
+      </w:pPr>
+      <w:bookmarkStart w:id="40" w:name="_Toc231340690"/>
+      <w:r>
+        <w:t>Seleção e Justificação de Tecnologias</w:t>
+      </w:r>
+      <w:bookmarkEnd w:id="40"/>
+    </w:p>
+    <w:p>
+      <w:pPr>
+        <w:pStyle w:val="Ttulo3"/>
+      </w:pPr>
+      <w:bookmarkStart w:id="41" w:name="_Toc231340691"/>
       <w:proofErr w:type="spellStart"/>
       <w:r>
+        <w:t>Backend</w:t>
+      </w:r>
+      <w:bookmarkEnd w:id="41"/>
+      <w:proofErr w:type="spellEnd"/>
+    </w:p>
+    <w:p>
+      <w:r>
+        <w:t xml:space="preserve">O </w:t>
+      </w:r>
+      <w:proofErr w:type="spellStart"/>
+      <w:r>
+        <w:t>backend</w:t>
+      </w:r>
+      <w:proofErr w:type="spellEnd"/>
+      <w:r>
+        <w:t xml:space="preserve"> do </w:t>
+      </w:r>
+      <w:proofErr w:type="spellStart"/>
+      <w:r>
+        <w:t>WeatherSense</w:t>
+      </w:r>
+      <w:proofErr w:type="spellEnd"/>
+      <w:r>
+        <w:t xml:space="preserve"> foi implementado em </w:t>
+      </w:r>
+      <w:proofErr w:type="spellStart"/>
+      <w:r>
+        <w:t>Python</w:t>
+      </w:r>
+      <w:proofErr w:type="spellEnd"/>
+      <w:r>
+        <w:t xml:space="preserve">, devido à sua </w:t>
+      </w:r>
+      <w:r>
+        <w:t>robustez</w:t>
+      </w:r>
+      <w:r>
+        <w:t xml:space="preserve"> </w:t>
+      </w:r>
+      <w:r>
+        <w:t>no</w:t>
+      </w:r>
+      <w:r>
+        <w:t xml:space="preserve"> processamento de dados e à integração com serviços externos. A disponibilidade de bibliotecas para comunicação com </w:t>
+      </w:r>
+      <w:proofErr w:type="spellStart"/>
+      <w:r>
         <w:t>APIs</w:t>
       </w:r>
       <w:proofErr w:type="spellEnd"/>
       <w:r>
-        <w:t xml:space="preserve"> externas.</w:t>
-      </w:r>
-    </w:p>
-    <w:p>
-      <w:r>
-        <w:t>A informação recolhida é encaminhada para a camada de recolha, onde são tratadas as respostas recebidas de cada serviço. Em seguida, seguem para a camada de normalização. Nesta fase, os diferentes formatos e nomes de campos usados por cada fonte são convertidos para um modelo de dados comum</w:t>
+        <w:t xml:space="preserve"> e automatização de tarefas constituiu um dos principais fatores para a sua escolha.</w:t>
+      </w:r>
+    </w:p>
+    <w:p>
+      <w:r>
+        <w:t xml:space="preserve">Para a implementação dos serviços da aplicação recorreu-se à </w:t>
+      </w:r>
+      <w:proofErr w:type="spellStart"/>
+      <w:r>
+        <w:t>framework</w:t>
+      </w:r>
+      <w:proofErr w:type="spellEnd"/>
+      <w:r>
+        <w:t xml:space="preserve"> </w:t>
+      </w:r>
+      <w:proofErr w:type="spellStart"/>
+      <w:r>
+        <w:t>FastAPI</w:t>
+      </w:r>
+      <w:proofErr w:type="spellEnd"/>
+      <w:r>
+        <w:t xml:space="preserve">, que permite o desenvolvimento estruturado de </w:t>
+      </w:r>
+      <w:proofErr w:type="spellStart"/>
+      <w:r>
+        <w:t>APIs</w:t>
+      </w:r>
+      <w:proofErr w:type="spellEnd"/>
+      <w:r>
+        <w:t xml:space="preserve"> REST e disponibiliza mecanismos de validação de dados.</w:t>
+      </w:r>
+    </w:p>
+    <w:p>
+      <w:r>
+        <w:lastRenderedPageBreak/>
+        <w:t xml:space="preserve">A arquitetura do </w:t>
+      </w:r>
+      <w:proofErr w:type="spellStart"/>
+      <w:r>
+        <w:t>backend</w:t>
+      </w:r>
+      <w:proofErr w:type="spellEnd"/>
+      <w:r>
+        <w:t xml:space="preserve"> foi organizada em módulos independentes, separando as funcionalidades relacionadas com a recolha de dados, normalização, armazenamento e disponibilização da informação. Esta abordagem contribui para a redução do acoplamento entre componentes e facilita a manutenção da aplicação</w:t>
       </w:r>
       <w:r>
         <w:t>.</w:t>
@@ -4682,13 +6270,152 @@
     </w:p>
     <w:p>
       <w:r>
-        <w:t>Os dados normalizados são guardados numa base de dados PostgreSQL. Esta base de dados permite manter o histórico de observações e previsões, tornando possível consultar informação recolhida anteriormente.</w:t>
+        <w:t>Foi igualmente implementado um mecanismo de execução periódica responsável por automatizar a recolha de dados meteorológicos, garantindo a atualização regular da informação armazenada na base de dados</w:t>
+      </w:r>
+      <w:r>
+        <w:t>.</w:t>
+      </w:r>
+    </w:p>
+    <w:p/>
+    <w:p>
+      <w:pPr>
+        <w:pStyle w:val="Ttulo3"/>
+      </w:pPr>
+      <w:bookmarkStart w:id="42" w:name="_Toc231340692"/>
+      <w:proofErr w:type="spellStart"/>
+      <w:r>
+        <w:t>Frontend</w:t>
+      </w:r>
+      <w:bookmarkEnd w:id="42"/>
+      <w:proofErr w:type="spellEnd"/>
+    </w:p>
+    <w:p>
+      <w:r>
+        <w:t xml:space="preserve">O </w:t>
+      </w:r>
+      <w:proofErr w:type="spellStart"/>
+      <w:r>
+        <w:t>frontend</w:t>
+      </w:r>
+      <w:proofErr w:type="spellEnd"/>
+      <w:r>
+        <w:t xml:space="preserve"> do </w:t>
+      </w:r>
+      <w:proofErr w:type="spellStart"/>
+      <w:r>
+        <w:t>WeatherSense</w:t>
+      </w:r>
+      <w:proofErr w:type="spellEnd"/>
+      <w:r>
+        <w:t xml:space="preserve"> foi desenvolvido com recurso a HTML, CSS e JavaScript, tecnologias amplamente utilizadas no desenvolvimento de aplicações web. A sua escolha deveu-se à facilidade de integração com o </w:t>
+      </w:r>
+      <w:proofErr w:type="spellStart"/>
+      <w:r>
+        <w:t>backend</w:t>
+      </w:r>
+      <w:proofErr w:type="spellEnd"/>
+      <w:r>
+        <w:t xml:space="preserve">, </w:t>
+      </w:r>
+      <w:r>
+        <w:t xml:space="preserve">à </w:t>
+      </w:r>
+      <w:r>
+        <w:t>compatibilidade com os principais navegadores e</w:t>
+      </w:r>
+      <w:r>
+        <w:t xml:space="preserve"> ao </w:t>
+      </w:r>
+      <w:r>
+        <w:t>suporte ao desenvolvimento de interfaces interativas.</w:t>
+      </w:r>
+    </w:p>
+    <w:p>
+      <w:r>
+        <w:t xml:space="preserve">O JavaScript foi utilizado para implementar a lógica da interface e para efetuar a comunicação com os </w:t>
+      </w:r>
+      <w:proofErr w:type="spellStart"/>
+      <w:r>
+        <w:t>endpoints</w:t>
+      </w:r>
+      <w:proofErr w:type="spellEnd"/>
+      <w:r>
+        <w:t xml:space="preserve"> disponibilizados pelo </w:t>
+      </w:r>
+      <w:proofErr w:type="spellStart"/>
+      <w:r>
+        <w:t>backend</w:t>
+      </w:r>
+      <w:proofErr w:type="spellEnd"/>
+      <w:r>
+        <w:t>, permitindo a atualização dinâmica d</w:t>
+      </w:r>
+      <w:r>
+        <w:t xml:space="preserve">os dados </w:t>
+      </w:r>
+      <w:r>
+        <w:t>apresentad</w:t>
+      </w:r>
+      <w:r>
+        <w:t>os</w:t>
+      </w:r>
+      <w:r>
+        <w:t xml:space="preserve"> ao utilizador.</w:t>
+      </w:r>
+    </w:p>
+    <w:p>
+      <w:r>
+        <w:t xml:space="preserve">Para a visualização de informação meteorológica associada a localizações geográficas, foi utilizada a biblioteca </w:t>
+      </w:r>
+      <w:proofErr w:type="spellStart"/>
+      <w:r>
+        <w:t>Leaflet</w:t>
+      </w:r>
+      <w:proofErr w:type="spellEnd"/>
+      <w:r>
+        <w:t xml:space="preserve">. Esta </w:t>
+      </w:r>
+      <w:r>
+        <w:t xml:space="preserve">ferramenta </w:t>
+      </w:r>
+      <w:r>
+        <w:t>foi escolhida por disponibilizar funcionalidades adequadas à integração de mapas interativos e à representação de informação geográfica de forma simples</w:t>
+      </w:r>
+      <w:r>
+        <w:t xml:space="preserve"> e intuitiva. </w:t>
+      </w:r>
+    </w:p>
+    <w:p>
+      <w:r>
+        <w:t>A combinação destas tecnologias permitiu desenvolver uma interface capaz de apresentar observações meteorológicas, previsões terrestres, previsões marítimas e dados históricos através de mapas, tabelas e gráficos interativos</w:t>
+      </w:r>
+      <w:r>
+        <w:t>.</w:t>
+      </w:r>
+    </w:p>
+    <w:p/>
+    <w:p>
+      <w:pPr>
+        <w:pStyle w:val="Ttulo3"/>
+      </w:pPr>
+      <w:bookmarkStart w:id="43" w:name="_Toc231340693"/>
+      <w:r>
+        <w:t>Base de Dados</w:t>
+      </w:r>
+      <w:bookmarkEnd w:id="43"/>
+    </w:p>
+    <w:p>
+      <w:r>
+        <w:t xml:space="preserve">Para o armazenamento dos dados recolhidos foi utilizado o sistema de gestão de bases de dados PostgreSQL. </w:t>
+      </w:r>
+      <w:r>
+        <w:t>A sua escolha deveu-se à robustez, fiabilidade e capacidade de suportar dados estruturados.</w:t>
       </w:r>
     </w:p>
     <w:p>
       <w:r>
         <w:lastRenderedPageBreak/>
-        <w:t xml:space="preserve">A camada de API disponibiliza estes dados através de </w:t>
+        <w:t xml:space="preserve">A base de dados é utilizada para guardar observações meteorológicas, previsões terrestres, previsões marítimas e respetivos dados históricos. Esta abordagem permite preservar a informação recolhida ao longo do tempo e disponibilizá-la posteriormente através dos </w:t>
       </w:r>
       <w:proofErr w:type="spellStart"/>
       <w:r>
@@ -4696,533 +6423,256 @@
       </w:r>
       <w:proofErr w:type="spellEnd"/>
       <w:r>
-        <w:t xml:space="preserve"> REST, organizados por tipo de informação: observações meteorológicas, previsões terrestres e previsões marítimas. Estes </w:t>
-      </w:r>
+        <w:t xml:space="preserve"> da aplicação.</w:t>
+      </w:r>
+    </w:p>
+    <w:p>
+      <w:r>
+        <w:t>A utilização de uma base de dados relacional revelou-se adequada ao projeto, uma vez que os dados meteorológicos recolhidos apresentam uma estrutura organizada, composta por campos como data, hora, localização, fonte e valores das diferentes variáveis meteorológicas</w:t>
+      </w:r>
+      <w:r>
+        <w:t>.</w:t>
+      </w:r>
+    </w:p>
+    <w:p>
+      <w:pPr>
+        <w:pStyle w:val="Ttulo3"/>
+      </w:pPr>
+      <w:bookmarkStart w:id="44" w:name="_Toc231340694"/>
       <w:proofErr w:type="spellStart"/>
       <w:r>
-        <w:t>endpoints</w:t>
+        <w:t>APIs</w:t>
       </w:r>
       <w:proofErr w:type="spellEnd"/>
       <w:r>
-        <w:t xml:space="preserve"> são consumidos pelo </w:t>
+        <w:t xml:space="preserve"> Meteorológicas</w:t>
+      </w:r>
+      <w:bookmarkEnd w:id="44"/>
+    </w:p>
+    <w:p>
+      <w:r>
+        <w:t xml:space="preserve">A obtenção dos dados meteorológicos foi realizada através da integração de várias </w:t>
       </w:r>
       <w:proofErr w:type="spellStart"/>
       <w:r>
-        <w:t>frontend</w:t>
+        <w:t>APIs</w:t>
       </w:r>
       <w:proofErr w:type="spellEnd"/>
       <w:r>
-        <w:t>, que utiliza os dados para apresentar as diferentes funcionalidades da aplicação.</w:t>
-      </w:r>
-    </w:p>
-    <w:p>
-      <w:r>
-        <w:t xml:space="preserve">Por fim, o utilizador acede à informação através de uma aplicação web composta por mapas, tabelas e gráficos. </w:t>
-      </w:r>
-      <w:r>
-        <w:t>Através desta interface é possível consultar condições meteorológicas atuais, previsões futuras e informação histórica.</w:t>
-      </w:r>
-    </w:p>
+        <w:t xml:space="preserve"> externas, nomeadamente IPMA, Open-</w:t>
+      </w:r>
+      <w:proofErr w:type="spellStart"/>
+      <w:r>
+        <w:t>Meteo</w:t>
+      </w:r>
+      <w:proofErr w:type="spellEnd"/>
+      <w:r>
+        <w:t xml:space="preserve">, </w:t>
+      </w:r>
+      <w:proofErr w:type="spellStart"/>
+      <w:r>
+        <w:t>OpenWeather</w:t>
+      </w:r>
+      <w:proofErr w:type="spellEnd"/>
+      <w:r>
+        <w:t xml:space="preserve">, </w:t>
+      </w:r>
+      <w:proofErr w:type="spellStart"/>
+      <w:r>
+        <w:t>Foreca</w:t>
+      </w:r>
+      <w:proofErr w:type="spellEnd"/>
+      <w:r>
+        <w:t xml:space="preserve"> e </w:t>
+      </w:r>
+      <w:proofErr w:type="spellStart"/>
+      <w:r>
+        <w:t>WorldWeatherOnline</w:t>
+      </w:r>
+      <w:proofErr w:type="spellEnd"/>
+      <w:r>
+        <w:t>. A utilização de múltiplas fontes permitiu aumentar a quantidade de informação disponível e reduzir a dependência de uma única fonte</w:t>
+      </w:r>
+      <w:r>
+        <w:t>.</w:t>
+      </w:r>
+    </w:p>
+    <w:p>
+      <w:r>
+        <w:t xml:space="preserve">A seleção destas </w:t>
+      </w:r>
+      <w:proofErr w:type="spellStart"/>
+      <w:r>
+        <w:t>APIs</w:t>
+      </w:r>
+      <w:proofErr w:type="spellEnd"/>
+      <w:r>
+        <w:t xml:space="preserve"> teve em consideração fatores como a disponibilidade de observações meteorológicas, previsões terrestres e previsões marítimas, bem como a cobertura geográfica e a facilidade de integração dos respetivos serviços.</w:t>
+      </w:r>
+    </w:p>
+    <w:p/>
     <w:p>
       <w:pPr>
         <w:pStyle w:val="Ttulo2"/>
       </w:pPr>
-      <w:r>
-        <w:t>Seleção e Justificação de Tecnologias</w:t>
-      </w:r>
+      <w:bookmarkStart w:id="45" w:name="_Toc231340695"/>
+      <w:r>
+        <w:t>Modelo de Dados</w:t>
+      </w:r>
+      <w:bookmarkEnd w:id="45"/>
     </w:p>
     <w:p>
       <w:pPr>
         <w:pStyle w:val="Ttulo3"/>
       </w:pPr>
+      <w:bookmarkStart w:id="46" w:name="_Toc231340696"/>
+      <w:r>
+        <w:t>Modelo Conceptual</w:t>
+      </w:r>
+      <w:bookmarkEnd w:id="46"/>
+    </w:p>
+    <w:p>
+      <w:r>
+        <w:t>Requisitos da informação, principais entidades, relações entre entidades, explicação geral do modelo.</w:t>
+      </w:r>
+    </w:p>
+    <w:p>
+      <w:pPr>
+        <w:pStyle w:val="Ttulo3"/>
+      </w:pPr>
+      <w:bookmarkStart w:id="47" w:name="_Toc231340697"/>
+      <w:r>
+        <w:t>Modelo Relacional</w:t>
+      </w:r>
+      <w:bookmarkEnd w:id="47"/>
+    </w:p>
+    <w:p>
+      <w:r>
+        <w:t>Descrição das tabelas da base de dados, transformação do modelo conceptual para relacional, descrição das tabelas, chaves primárias/estrangeiras, descrição dos campos.</w:t>
+      </w:r>
+    </w:p>
+    <w:p>
+      <w:pPr>
+        <w:pStyle w:val="Ttulo3"/>
+      </w:pPr>
+      <w:bookmarkStart w:id="48" w:name="_Toc231340698"/>
+      <w:r>
+        <w:t>Organização Dimensional</w:t>
+      </w:r>
+      <w:bookmarkEnd w:id="48"/>
+    </w:p>
+    <w:p>
+      <w:r>
+        <w:t>Modelo estrela, identificação dos factos/dimensões, justificação da organização dimensional.</w:t>
+      </w:r>
+    </w:p>
+    <w:p>
+      <w:pPr>
+        <w:pStyle w:val="Ttulo2"/>
+      </w:pPr>
+      <w:bookmarkStart w:id="49" w:name="_Toc231340699"/>
+      <w:r>
+        <w:lastRenderedPageBreak/>
+        <w:t>Decisões de Projeto</w:t>
+      </w:r>
+      <w:bookmarkEnd w:id="49"/>
+    </w:p>
+    <w:p>
+      <w:pPr>
+        <w:ind w:firstLine="0"/>
+      </w:pPr>
+      <w:r>
+        <w:t xml:space="preserve">Durante a elaboração do </w:t>
+      </w:r>
       <w:proofErr w:type="spellStart"/>
       <w:r>
-        <w:t>Backend</w:t>
+        <w:t>WeatherSense</w:t>
       </w:r>
       <w:proofErr w:type="spellEnd"/>
-    </w:p>
-    <w:p>
-      <w:r>
-        <w:t xml:space="preserve">O </w:t>
+      <w:r>
+        <w:t xml:space="preserve"> foram tomadas decisões com impacto na arquitetura e no funcionamento da aplicação. </w:t>
+      </w:r>
+    </w:p>
+    <w:p>
+      <w:pPr>
+        <w:ind w:firstLine="708"/>
+      </w:pPr>
+      <w:r>
+        <w:t xml:space="preserve">Uma das mais importantes foi a integração de múltiplas </w:t>
       </w:r>
       <w:proofErr w:type="spellStart"/>
       <w:r>
-        <w:t>backend</w:t>
+        <w:t>APIs</w:t>
       </w:r>
       <w:proofErr w:type="spellEnd"/>
       <w:r>
-        <w:t xml:space="preserve"> do </w:t>
+        <w:t xml:space="preserve"> meteorológicas. As diferentes fontes disponibilizam observações, previsões terrestres e previsões marítimas, permitindo complementar a informação recolhida e reduzir a dependência de um único fornecedor</w:t>
+      </w:r>
+      <w:r>
+        <w:t>.</w:t>
+      </w:r>
+    </w:p>
+    <w:p>
+      <w:pPr>
+        <w:ind w:firstLine="708"/>
+      </w:pPr>
+      <w:r>
+        <w:t>A integração destas fontes levantou, no entanto, um novo desafio: cada API utiliza estruturas e nomenclaturas próprias. Para resolver este problema foi criada uma camada de normalização responsável por converter os dados para um modelo comum utilizado internamente pela aplicação.</w:t>
+      </w:r>
+    </w:p>
+    <w:p>
+      <w:pPr>
+        <w:ind w:firstLine="708"/>
+      </w:pPr>
+      <w:r>
+        <w:t xml:space="preserve">Outra opção </w:t>
+      </w:r>
+      <w:r>
+        <w:t xml:space="preserve">consistiu </w:t>
+      </w:r>
+      <w:r>
+        <w:t xml:space="preserve">pelo armazenamento local da informação recolhida. Para além de reduzir o número de pedidos efetuados às </w:t>
       </w:r>
       <w:proofErr w:type="spellStart"/>
       <w:r>
-        <w:t>WeatherSense</w:t>
+        <w:t>APIs</w:t>
       </w:r>
       <w:proofErr w:type="spellEnd"/>
       <w:r>
-        <w:t xml:space="preserve"> foi implementado em </w:t>
-      </w:r>
-      <w:proofErr w:type="spellStart"/>
-      <w:r>
-        <w:t>Python</w:t>
-      </w:r>
-      <w:proofErr w:type="spellEnd"/>
-      <w:r>
-        <w:t xml:space="preserve">, devido à sua </w:t>
-      </w:r>
-      <w:r>
-        <w:t>robustez</w:t>
-      </w:r>
-      <w:r>
-        <w:t xml:space="preserve"> </w:t>
-      </w:r>
-      <w:r>
-        <w:t>no</w:t>
-      </w:r>
-      <w:r>
-        <w:t xml:space="preserve"> processamento de dados e à integração com serviços externos. A disponibilidade de bibliotecas para comunicação com </w:t>
-      </w:r>
-      <w:proofErr w:type="spellStart"/>
-      <w:r>
-        <w:t>APIs</w:t>
-      </w:r>
-      <w:proofErr w:type="spellEnd"/>
-      <w:r>
-        <w:t xml:space="preserve"> e automatização de tarefas constituiu um dos principais fatores para a sua escolha.</w:t>
-      </w:r>
-    </w:p>
-    <w:p>
-      <w:r>
-        <w:t xml:space="preserve">Para a implementação dos serviços da aplicação recorreu-se à </w:t>
-      </w:r>
-      <w:proofErr w:type="spellStart"/>
-      <w:r>
-        <w:t>framework</w:t>
-      </w:r>
-      <w:proofErr w:type="spellEnd"/>
-      <w:r>
-        <w:t xml:space="preserve"> </w:t>
-      </w:r>
-      <w:proofErr w:type="spellStart"/>
-      <w:r>
-        <w:t>FastAPI</w:t>
-      </w:r>
-      <w:proofErr w:type="spellEnd"/>
-      <w:r>
-        <w:t xml:space="preserve">, que permite o desenvolvimento estruturado de </w:t>
-      </w:r>
-      <w:proofErr w:type="spellStart"/>
-      <w:r>
-        <w:t>APIs</w:t>
-      </w:r>
-      <w:proofErr w:type="spellEnd"/>
-      <w:r>
-        <w:t xml:space="preserve"> REST e disponibiliza mecanismos de validação de dados.</w:t>
-      </w:r>
-    </w:p>
-    <w:p>
-      <w:r>
-        <w:t xml:space="preserve">A arquitetura do </w:t>
-      </w:r>
-      <w:proofErr w:type="spellStart"/>
-      <w:r>
-        <w:t>backend</w:t>
-      </w:r>
-      <w:proofErr w:type="spellEnd"/>
-      <w:r>
-        <w:t xml:space="preserve"> foi organizada em módulos independentes, separando as funcionalidades relacionadas com a recolha de dados, normalização, armazenamento e disponibilização da informação. Esta abordagem contribui para a redução do acoplamento entre componentes e facilita a manutenção da aplicação</w:t>
+        <w:t xml:space="preserve"> externas, esta abordagem permitiu disponibilizar consultas históricas e melhorar os tempos de resposta da aplicação</w:t>
       </w:r>
       <w:r>
         <w:t>.</w:t>
       </w:r>
     </w:p>
     <w:p>
-      <w:r>
-        <w:t>Foi igualmente implementado um mecanismo de execução periódica responsável por automatizar a recolha de dados meteorológicos, garantindo a atualização regular da informação armazenada na base de dados</w:t>
-      </w:r>
-      <w:r>
-        <w:t>.</w:t>
-      </w:r>
-    </w:p>
-    <w:p/>
-    <w:p>
-      <w:pPr>
-        <w:pStyle w:val="Ttulo3"/>
-      </w:pPr>
-      <w:proofErr w:type="spellStart"/>
-      <w:r>
-        <w:t>Frontend</w:t>
-      </w:r>
-      <w:proofErr w:type="spellEnd"/>
-    </w:p>
-    <w:p>
-      <w:r>
-        <w:t xml:space="preserve">O </w:t>
-      </w:r>
-      <w:proofErr w:type="spellStart"/>
-      <w:r>
-        <w:t>frontend</w:t>
-      </w:r>
-      <w:proofErr w:type="spellEnd"/>
-      <w:r>
-        <w:t xml:space="preserve"> do </w:t>
-      </w:r>
-      <w:proofErr w:type="spellStart"/>
-      <w:r>
-        <w:t>WeatherSense</w:t>
-      </w:r>
-      <w:proofErr w:type="spellEnd"/>
-      <w:r>
-        <w:t xml:space="preserve"> foi desenvolvido com recurso a HTML, CSS e JavaScript, tecnologias amplamente utilizadas no desenvolvimento de aplicações web. A sua escolha deveu-se à facilidade de integração com o </w:t>
-      </w:r>
-      <w:proofErr w:type="spellStart"/>
-      <w:r>
-        <w:t>backend</w:t>
-      </w:r>
-      <w:proofErr w:type="spellEnd"/>
-      <w:r>
-        <w:t xml:space="preserve">, </w:t>
-      </w:r>
-      <w:r>
-        <w:t xml:space="preserve">à </w:t>
-      </w:r>
-      <w:r>
-        <w:t>compatibilidade com os principais navegadores e</w:t>
-      </w:r>
-      <w:r>
-        <w:t xml:space="preserve"> ao </w:t>
-      </w:r>
-      <w:r>
-        <w:t>suporte ao desenvolvimento de interfaces interativas.</w:t>
-      </w:r>
-    </w:p>
-    <w:p>
-      <w:r>
-        <w:lastRenderedPageBreak/>
-        <w:t xml:space="preserve">O JavaScript foi utilizado para implementar a lógica da interface e para efetuar a comunicação com os </w:t>
-      </w:r>
-      <w:proofErr w:type="spellStart"/>
-      <w:r>
-        <w:t>endpoints</w:t>
-      </w:r>
-      <w:proofErr w:type="spellEnd"/>
-      <w:r>
-        <w:t xml:space="preserve"> disponibilizados pelo </w:t>
-      </w:r>
-      <w:proofErr w:type="spellStart"/>
-      <w:r>
-        <w:t>backend</w:t>
-      </w:r>
-      <w:proofErr w:type="spellEnd"/>
-      <w:r>
-        <w:t>, permitindo a atualização dinâmica d</w:t>
-      </w:r>
-      <w:r>
-        <w:t xml:space="preserve">os dados </w:t>
-      </w:r>
-      <w:r>
-        <w:t>apresentad</w:t>
-      </w:r>
-      <w:r>
-        <w:t>os</w:t>
-      </w:r>
-      <w:r>
-        <w:t xml:space="preserve"> ao utilizador.</w:t>
-      </w:r>
-    </w:p>
-    <w:p>
-      <w:r>
-        <w:t xml:space="preserve">Para a visualização de informação meteorológica associada a localizações geográficas, foi utilizada a biblioteca </w:t>
-      </w:r>
-      <w:proofErr w:type="spellStart"/>
-      <w:r>
-        <w:t>Leaflet</w:t>
-      </w:r>
-      <w:proofErr w:type="spellEnd"/>
-      <w:r>
-        <w:t xml:space="preserve">. Esta </w:t>
-      </w:r>
-      <w:r>
-        <w:t xml:space="preserve">ferramenta </w:t>
-      </w:r>
-      <w:r>
-        <w:t>foi escolhida por disponibilizar funcionalidades adequadas à integração de mapas interativos e à representação de informação geográfica de forma simples</w:t>
-      </w:r>
-      <w:r>
-        <w:t xml:space="preserve"> e intuitiva. </w:t>
-      </w:r>
-    </w:p>
-    <w:p>
-      <w:r>
-        <w:t>A combinação destas tecnologias permitiu desenvolver uma interface capaz de apresentar observações meteorológicas, previsões terrestres, previsões marítimas e dados históricos através de mapas, tabelas e gráficos interativos</w:t>
-      </w:r>
-      <w:r>
-        <w:t>.</w:t>
-      </w:r>
-    </w:p>
-    <w:p/>
-    <w:p>
-      <w:pPr>
-        <w:pStyle w:val="Ttulo3"/>
-      </w:pPr>
-      <w:r>
-        <w:t>Base de Dados</w:t>
-      </w:r>
-    </w:p>
-    <w:p>
-      <w:r>
-        <w:t xml:space="preserve">Para o armazenamento dos dados recolhidos foi utilizado o sistema de gestão de bases de dados PostgreSQL. </w:t>
-      </w:r>
-      <w:r>
-        <w:t>A sua escolha deveu-se à robustez, fiabilidade e capacidade de suportar dados estruturados.</w:t>
-      </w:r>
-    </w:p>
-    <w:p>
-      <w:r>
-        <w:t xml:space="preserve">A base de dados é utilizada para guardar observações meteorológicas, previsões terrestres, previsões marítimas e respetivos dados históricos. Esta abordagem permite preservar a informação recolhida ao longo do tempo e disponibilizá-la posteriormente através dos </w:t>
-      </w:r>
-      <w:proofErr w:type="spellStart"/>
-      <w:r>
-        <w:t>endpoints</w:t>
-      </w:r>
-      <w:proofErr w:type="spellEnd"/>
-      <w:r>
-        <w:t xml:space="preserve"> da aplicação.</w:t>
-      </w:r>
-    </w:p>
-    <w:p>
-      <w:r>
-        <w:t>A utilização de uma base de dados relacional revelou-se adequada ao projeto, uma vez que os dados meteorológicos recolhidos apresentam uma estrutura organizada, composta por campos como data, hora, localização, fonte e valores das diferentes variáveis meteorológicas</w:t>
-      </w:r>
-      <w:r>
-        <w:t>.</w:t>
-      </w:r>
-    </w:p>
-    <w:p>
-      <w:pPr>
-        <w:pStyle w:val="Ttulo3"/>
-      </w:pPr>
-      <w:proofErr w:type="spellStart"/>
-      <w:r>
-        <w:t>APIs</w:t>
-      </w:r>
-      <w:proofErr w:type="spellEnd"/>
-      <w:r>
-        <w:t xml:space="preserve"> Meteorológicas</w:t>
-      </w:r>
-    </w:p>
-    <w:p>
-      <w:r>
-        <w:t xml:space="preserve">A obtenção dos dados meteorológicos foi realizada através da integração de várias </w:t>
-      </w:r>
-      <w:proofErr w:type="spellStart"/>
-      <w:r>
-        <w:t>APIs</w:t>
-      </w:r>
-      <w:proofErr w:type="spellEnd"/>
-      <w:r>
-        <w:t xml:space="preserve"> externas, nomeadamente IPMA, Open-</w:t>
-      </w:r>
-      <w:proofErr w:type="spellStart"/>
-      <w:r>
-        <w:t>Meteo</w:t>
-      </w:r>
-      <w:proofErr w:type="spellEnd"/>
-      <w:r>
-        <w:t xml:space="preserve">, </w:t>
-      </w:r>
-      <w:proofErr w:type="spellStart"/>
-      <w:r>
-        <w:t>OpenWeather</w:t>
-      </w:r>
-      <w:proofErr w:type="spellEnd"/>
-      <w:r>
-        <w:t xml:space="preserve">, </w:t>
-      </w:r>
-      <w:proofErr w:type="spellStart"/>
-      <w:r>
-        <w:t>Foreca</w:t>
-      </w:r>
-      <w:proofErr w:type="spellEnd"/>
-      <w:r>
-        <w:t xml:space="preserve"> e </w:t>
-      </w:r>
-      <w:proofErr w:type="spellStart"/>
-      <w:r>
-        <w:t>WorldWeatherOnline</w:t>
-      </w:r>
-      <w:proofErr w:type="spellEnd"/>
-      <w:r>
-        <w:t>. A utilização de múltiplas fontes permitiu aumentar a quantidade de informação disponível e reduzir a dependência de uma única fonte</w:t>
-      </w:r>
-      <w:r>
-        <w:t>.</w:t>
-      </w:r>
-    </w:p>
-    <w:p>
-      <w:r>
-        <w:lastRenderedPageBreak/>
-        <w:t xml:space="preserve">A seleção destas </w:t>
-      </w:r>
-      <w:proofErr w:type="spellStart"/>
-      <w:r>
-        <w:t>APIs</w:t>
-      </w:r>
-      <w:proofErr w:type="spellEnd"/>
-      <w:r>
-        <w:t xml:space="preserve"> teve em consideração fatores como a disponibilidade de observações meteorológicas, previsões terrestres e previsões marítimas, bem como a cobertura geográfica e a facilidade de integração dos respetivos serviços.</w:t>
-      </w:r>
-    </w:p>
-    <w:p/>
+      <w:pPr>
+        <w:ind w:firstLine="708"/>
+      </w:pPr>
+      <w:r>
+        <w:t>Foi ainda adotada uma arquitetura modular que separa as componentes de recolha, normalização, armazenamento e disponibilização dos dados. Esta organização simplifica a manutenção do sistema e facilita a integração de novas fontes meteorológicas.</w:t>
+      </w:r>
+    </w:p>
     <w:p>
       <w:pPr>
         <w:pStyle w:val="Ttulo2"/>
       </w:pPr>
-      <w:r>
-        <w:t>Modelo de Dados</w:t>
-      </w:r>
-    </w:p>
-    <w:p>
-      <w:pPr>
-        <w:pStyle w:val="Ttulo3"/>
-      </w:pPr>
-      <w:r>
-        <w:t>Modelo Conceptual</w:t>
-      </w:r>
-    </w:p>
-    <w:p>
-      <w:r>
-        <w:t>Requisitos da informação, principais entidades, relações entre entidades, explicação geral do modelo.</w:t>
-      </w:r>
-    </w:p>
-    <w:p>
-      <w:pPr>
-        <w:pStyle w:val="Ttulo3"/>
-      </w:pPr>
-      <w:r>
-        <w:t>Modelo Relacional</w:t>
-      </w:r>
-    </w:p>
-    <w:p>
-      <w:r>
-        <w:t>Descrição das tabelas da base de dados, transformação do modelo conceptual para relacional, descrição das tabelas, chaves primárias/estrangeiras, descrição dos campos.</w:t>
-      </w:r>
-    </w:p>
-    <w:p>
-      <w:pPr>
-        <w:pStyle w:val="Ttulo3"/>
-      </w:pPr>
-      <w:r>
-        <w:t>Organização Dimensional</w:t>
-      </w:r>
-    </w:p>
-    <w:p>
-      <w:r>
-        <w:t>Modelo estrela, identificação dos factos/dimensões, justificação da organização dimensional.</w:t>
-      </w:r>
-    </w:p>
-    <w:p>
-      <w:pPr>
-        <w:pStyle w:val="Ttulo2"/>
-      </w:pPr>
-      <w:r>
-        <w:t>Decisões de Projeto</w:t>
-      </w:r>
+      <w:bookmarkStart w:id="50" w:name="_Toc231340700"/>
+      <w:r>
+        <w:t>Estratégia de testes e avaliação</w:t>
+      </w:r>
+      <w:bookmarkEnd w:id="50"/>
     </w:p>
     <w:p>
       <w:pPr>
         <w:ind w:firstLine="0"/>
       </w:pPr>
-      <w:r>
-        <w:t xml:space="preserve">Durante a elaboração do </w:t>
-      </w:r>
-      <w:proofErr w:type="spellStart"/>
-      <w:r>
-        <w:t>WeatherSense</w:t>
-      </w:r>
-      <w:proofErr w:type="spellEnd"/>
-      <w:r>
-        <w:t xml:space="preserve"> foram tomadas decisões com impacto na arquitetura e no funcionamento da aplicação. </w:t>
-      </w:r>
-    </w:p>
-    <w:p>
-      <w:pPr>
-        <w:ind w:firstLine="708"/>
-      </w:pPr>
-      <w:r>
-        <w:t xml:space="preserve">Uma das mais importantes foi a integração de múltiplas </w:t>
-      </w:r>
-      <w:proofErr w:type="spellStart"/>
-      <w:r>
-        <w:t>APIs</w:t>
-      </w:r>
-      <w:proofErr w:type="spellEnd"/>
-      <w:r>
-        <w:t xml:space="preserve"> meteorológicas. As diferentes fontes disponibilizam observações, previsões terrestres e previsões marítimas, permitindo complementar a informação recolhida e reduzir a dependência de um único fornecedor</w:t>
-      </w:r>
-      <w:r>
-        <w:t>.</w:t>
-      </w:r>
-    </w:p>
-    <w:p>
-      <w:pPr>
-        <w:ind w:firstLine="708"/>
-      </w:pPr>
-      <w:r>
-        <w:t>A integração destas fontes levantou, no entanto, um novo desafio: cada API utiliza estruturas e nomenclaturas próprias. Para resolver este problema foi criada uma camada de normalização responsável por converter os dados para um modelo comum utilizado internamente pela aplicação.</w:t>
-      </w:r>
-    </w:p>
-    <w:p>
-      <w:pPr>
-        <w:ind w:firstLine="708"/>
-      </w:pPr>
-      <w:r>
-        <w:lastRenderedPageBreak/>
-        <w:t xml:space="preserve">Outra opção </w:t>
-      </w:r>
-      <w:r>
-        <w:t xml:space="preserve">consistiu </w:t>
-      </w:r>
-      <w:r>
-        <w:t xml:space="preserve">pelo armazenamento local da informação recolhida. Para além de reduzir o número de pedidos efetuados às </w:t>
-      </w:r>
-      <w:proofErr w:type="spellStart"/>
-      <w:r>
-        <w:t>APIs</w:t>
-      </w:r>
-      <w:proofErr w:type="spellEnd"/>
-      <w:r>
-        <w:t xml:space="preserve"> externas, esta abordagem permitiu disponibilizar consultas históricas e melhorar os tempos de resposta da aplicação</w:t>
-      </w:r>
-      <w:r>
-        <w:t>.</w:t>
-      </w:r>
-    </w:p>
-    <w:p>
-      <w:pPr>
-        <w:ind w:firstLine="708"/>
-      </w:pPr>
-      <w:r>
-        <w:t>Foi ainda adotada uma arquitetura modular que separa as componentes de recolha, normalização, armazenamento e disponibilização dos dados. Esta organização simplifica a manutenção do sistema e facilita a integração de novas fontes meteorológicas.</w:t>
-      </w:r>
-    </w:p>
-    <w:p>
-      <w:pPr>
-        <w:pStyle w:val="Ttulo2"/>
-      </w:pPr>
-      <w:r>
-        <w:t>Estratégia de testes e avaliação</w:t>
-      </w:r>
-    </w:p>
-    <w:p>
-      <w:pPr>
-        <w:ind w:firstLine="0"/>
-      </w:pPr>
     </w:p>
     <w:p>
       <w:pPr>
         <w:pStyle w:val="Ttulo1"/>
       </w:pPr>
-      <w:bookmarkStart w:id="35" w:name="_Toc95473534"/>
+      <w:bookmarkStart w:id="51" w:name="_Toc231340701"/>
       <w:r>
         <w:lastRenderedPageBreak/>
         <w:t>Conclusões</w:t>
@@ -5233,7 +6683,7 @@
       <w:r>
         <w:t>ou Conclusão</w:t>
       </w:r>
-      <w:bookmarkEnd w:id="35"/>
+      <w:bookmarkEnd w:id="51"/>
     </w:p>
     <w:p>
       <w:r>
@@ -5336,21 +6786,21 @@
         </w:numPr>
         <w:ind w:left="360" w:hanging="360"/>
       </w:pPr>
-      <w:bookmarkStart w:id="36" w:name="_Toc357152326"/>
-      <w:bookmarkStart w:id="37" w:name="_Toc357154532"/>
-      <w:bookmarkStart w:id="38" w:name="_Toc530601452"/>
-      <w:bookmarkStart w:id="39" w:name="_Toc95473535"/>
+      <w:bookmarkStart w:id="52" w:name="_Toc357152326"/>
+      <w:bookmarkStart w:id="53" w:name="_Toc357154532"/>
+      <w:bookmarkStart w:id="54" w:name="_Toc530601452"/>
+      <w:bookmarkStart w:id="55" w:name="_Toc231340702"/>
       <w:r>
         <w:lastRenderedPageBreak/>
         <w:t>Bibliografia</w:t>
       </w:r>
-      <w:bookmarkEnd w:id="36"/>
-      <w:bookmarkEnd w:id="37"/>
-      <w:bookmarkEnd w:id="38"/>
+      <w:bookmarkEnd w:id="52"/>
+      <w:bookmarkEnd w:id="53"/>
+      <w:bookmarkEnd w:id="54"/>
       <w:r>
         <w:t xml:space="preserve"> ou Referências Bibliográficas</w:t>
       </w:r>
-      <w:bookmarkEnd w:id="39"/>
+      <w:bookmarkEnd w:id="55"/>
     </w:p>
     <w:p>
       <w:r>
@@ -5456,18 +6906,18 @@
         </w:numPr>
         <w:ind w:left="360" w:hanging="360"/>
       </w:pPr>
-      <w:bookmarkStart w:id="40" w:name="_Toc357152327"/>
-      <w:bookmarkStart w:id="41" w:name="_Toc357154533"/>
-      <w:bookmarkStart w:id="42" w:name="_Toc530601453"/>
-      <w:bookmarkStart w:id="43" w:name="_Toc95473536"/>
+      <w:bookmarkStart w:id="56" w:name="_Toc357152327"/>
+      <w:bookmarkStart w:id="57" w:name="_Toc357154533"/>
+      <w:bookmarkStart w:id="58" w:name="_Toc530601453"/>
+      <w:bookmarkStart w:id="59" w:name="_Toc231340703"/>
       <w:r>
         <w:lastRenderedPageBreak/>
         <w:t>Anexos</w:t>
       </w:r>
-      <w:bookmarkEnd w:id="40"/>
-      <w:bookmarkEnd w:id="41"/>
-      <w:bookmarkEnd w:id="42"/>
-      <w:bookmarkEnd w:id="43"/>
+      <w:bookmarkEnd w:id="56"/>
+      <w:bookmarkEnd w:id="57"/>
+      <w:bookmarkEnd w:id="58"/>
+      <w:bookmarkEnd w:id="59"/>
     </w:p>
     <w:p>
       <w:r>
@@ -5506,18 +6956,18 @@
         </w:numPr>
         <w:ind w:left="360" w:hanging="360"/>
       </w:pPr>
-      <w:bookmarkStart w:id="44" w:name="_Toc357152328"/>
-      <w:bookmarkStart w:id="45" w:name="_Toc357154534"/>
-      <w:bookmarkStart w:id="46" w:name="_Toc530601454"/>
-      <w:bookmarkStart w:id="47" w:name="_Toc95473537"/>
+      <w:bookmarkStart w:id="60" w:name="_Toc357152328"/>
+      <w:bookmarkStart w:id="61" w:name="_Toc357154534"/>
+      <w:bookmarkStart w:id="62" w:name="_Toc530601454"/>
+      <w:bookmarkStart w:id="63" w:name="_Toc231340704"/>
       <w:r>
         <w:lastRenderedPageBreak/>
         <w:t>Glossário</w:t>
       </w:r>
-      <w:bookmarkEnd w:id="44"/>
-      <w:bookmarkEnd w:id="45"/>
-      <w:bookmarkEnd w:id="46"/>
-      <w:bookmarkEnd w:id="47"/>
+      <w:bookmarkEnd w:id="60"/>
+      <w:bookmarkEnd w:id="61"/>
+      <w:bookmarkEnd w:id="62"/>
+      <w:bookmarkEnd w:id="63"/>
       <w:r>
         <w:t xml:space="preserve"> </w:t>
       </w:r>
